--- a/templates/PAKOT_FAMILJE_DHE_BIZNES_STANDARD_PLUS.docx
+++ b/templates/PAKOT_FAMILJE_DHE_BIZNES_STANDARD_PLUS.docx
@@ -7,26 +7,19 @@
         <w:spacing w:after="0"/>
       </w:pPr>
       <w:bookmarkStart w:id="0" w:name="_Hlk186443198"/>
-      <w:r>
-        <w:rPr>
-          <w:sz w:val="20"/>
-          <w:szCs w:val="20"/>
-        </w:rPr>
-        <w:br/>
-      </w:r>
     </w:p>
     <w:tbl>
       <w:tblPr>
-        <w:tblW w:w="6745" w:type="dxa"/>
+        <w:tblW w:w="10615" w:type="dxa"/>
         <w:tblLook w:val="04A0" w:firstRow="1" w:lastRow="0" w:firstColumn="1" w:lastColumn="0" w:noHBand="0" w:noVBand="1"/>
       </w:tblPr>
       <w:tblGrid>
         <w:gridCol w:w="4420"/>
-        <w:gridCol w:w="2325"/>
+        <w:gridCol w:w="6195"/>
       </w:tblGrid>
       <w:tr>
         <w:trPr>
-          <w:trHeight w:val="402"/>
+          <w:trHeight w:val="20"/>
         </w:trPr>
         <w:tc>
           <w:tcPr>
@@ -45,18 +38,19 @@
           <w:p>
             <w:pPr>
               <w:spacing w:after="0" w:line="240" w:lineRule="auto"/>
-              <w:ind w:firstLineChars="100" w:firstLine="161"/>
+              <w:ind w:firstLineChars="100" w:firstLine="181"/>
               <w:rPr>
                 <w:rFonts w:ascii="Montserrat" w:eastAsia="Times New Roman" w:hAnsi="Montserrat" w:cs="Calibri"/>
                 <w:b/>
                 <w:bCs/>
                 <w:color w:val="007EC5"/>
                 <w:kern w:val="0"/>
-                <w:sz w:val="16"/>
-                <w:szCs w:val="16"/>
-                <w14:ligatures w14:val="none"/>
-              </w:rPr>
-            </w:pPr>
+                <w:sz w:val="18"/>
+                <w:szCs w:val="16"/>
+                <w14:ligatures w14:val="none"/>
+              </w:rPr>
+            </w:pPr>
+            <w:bookmarkStart w:id="1" w:name="_GoBack" w:colFirst="0" w:colLast="1"/>
             <w:r>
               <w:rPr>
                 <w:rFonts w:ascii="Montserrat" w:eastAsia="Times New Roman" w:hAnsi="Montserrat" w:cs="Calibri"/>
@@ -64,7 +58,7 @@
                 <w:bCs/>
                 <w:color w:val="007EC5"/>
                 <w:kern w:val="0"/>
-                <w:sz w:val="16"/>
+                <w:sz w:val="18"/>
                 <w:szCs w:val="16"/>
                 <w14:ligatures w14:val="none"/>
               </w:rPr>
@@ -74,7 +68,7 @@
         </w:tc>
         <w:tc>
           <w:tcPr>
-            <w:tcW w:w="2325" w:type="dxa"/>
+            <w:tcW w:w="6195" w:type="dxa"/>
             <w:tcBorders>
               <w:top w:val="single" w:sz="4" w:space="0" w:color="auto"/>
               <w:left w:val="nil"/>
@@ -96,7 +90,7 @@
                 <w:bCs/>
                 <w:color w:val="007EC5"/>
                 <w:kern w:val="0"/>
-                <w:sz w:val="16"/>
+                <w:sz w:val="18"/>
                 <w:szCs w:val="16"/>
                 <w14:ligatures w14:val="none"/>
               </w:rPr>
@@ -108,7 +102,7 @@
                 <w:bCs/>
                 <w:color w:val="007EC5"/>
                 <w:kern w:val="0"/>
-                <w:sz w:val="16"/>
+                <w:sz w:val="18"/>
                 <w:szCs w:val="16"/>
                 <w14:ligatures w14:val="none"/>
               </w:rPr>
@@ -119,7 +113,7 @@
       </w:tr>
       <w:tr>
         <w:trPr>
-          <w:trHeight w:val="510"/>
+          <w:trHeight w:val="20"/>
         </w:trPr>
         <w:tc>
           <w:tcPr>
@@ -137,14 +131,14 @@
           <w:p>
             <w:pPr>
               <w:spacing w:after="0" w:line="240" w:lineRule="auto"/>
-              <w:ind w:firstLineChars="100" w:firstLine="161"/>
+              <w:ind w:firstLineChars="100" w:firstLine="181"/>
               <w:rPr>
                 <w:rFonts w:ascii="Montserrat" w:eastAsia="Times New Roman" w:hAnsi="Montserrat" w:cs="Calibri"/>
                 <w:b/>
                 <w:bCs/>
                 <w:color w:val="000000"/>
                 <w:kern w:val="0"/>
-                <w:sz w:val="16"/>
+                <w:sz w:val="18"/>
                 <w:szCs w:val="16"/>
                 <w14:ligatures w14:val="none"/>
               </w:rPr>
@@ -156,7 +150,7 @@
                 <w:bCs/>
                 <w:color w:val="000000"/>
                 <w:kern w:val="0"/>
-                <w:sz w:val="16"/>
+                <w:sz w:val="18"/>
                 <w:szCs w:val="16"/>
                 <w14:ligatures w14:val="none"/>
               </w:rPr>
@@ -166,7 +160,7 @@
         </w:tc>
         <w:tc>
           <w:tcPr>
-            <w:tcW w:w="2325" w:type="dxa"/>
+            <w:tcW w:w="6195" w:type="dxa"/>
             <w:tcBorders>
               <w:top w:val="nil"/>
               <w:left w:val="nil"/>
@@ -184,7 +178,7 @@
                 <w:rFonts w:ascii="Montserrat" w:eastAsia="Times New Roman" w:hAnsi="Montserrat" w:cs="Calibri"/>
                 <w:color w:val="000000"/>
                 <w:kern w:val="0"/>
-                <w:sz w:val="16"/>
+                <w:sz w:val="18"/>
                 <w:szCs w:val="16"/>
                 <w14:ligatures w14:val="none"/>
               </w:rPr>
@@ -194,7 +188,7 @@
                 <w:rFonts w:ascii="Montserrat" w:eastAsia="Times New Roman" w:hAnsi="Montserrat" w:cs="Calibri"/>
                 <w:color w:val="000000"/>
                 <w:kern w:val="0"/>
-                <w:sz w:val="16"/>
+                <w:sz w:val="18"/>
                 <w:szCs w:val="16"/>
                 <w14:ligatures w14:val="none"/>
               </w:rPr>
@@ -205,7 +199,7 @@
       </w:tr>
       <w:tr>
         <w:trPr>
-          <w:trHeight w:val="402"/>
+          <w:trHeight w:val="20"/>
         </w:trPr>
         <w:tc>
           <w:tcPr>
@@ -223,14 +217,14 @@
           <w:p>
             <w:pPr>
               <w:spacing w:after="0" w:line="240" w:lineRule="auto"/>
-              <w:ind w:firstLineChars="100" w:firstLine="161"/>
+              <w:ind w:firstLineChars="100" w:firstLine="181"/>
               <w:rPr>
                 <w:rFonts w:ascii="Montserrat" w:eastAsia="Times New Roman" w:hAnsi="Montserrat" w:cs="Calibri"/>
                 <w:b/>
                 <w:bCs/>
                 <w:color w:val="000000"/>
                 <w:kern w:val="0"/>
-                <w:sz w:val="16"/>
+                <w:sz w:val="18"/>
                 <w:szCs w:val="16"/>
                 <w14:ligatures w14:val="none"/>
               </w:rPr>
@@ -242,7 +236,7 @@
                 <w:bCs/>
                 <w:color w:val="000000"/>
                 <w:kern w:val="0"/>
-                <w:sz w:val="16"/>
+                <w:sz w:val="18"/>
                 <w:szCs w:val="16"/>
                 <w14:ligatures w14:val="none"/>
               </w:rPr>
@@ -252,7 +246,7 @@
         </w:tc>
         <w:tc>
           <w:tcPr>
-            <w:tcW w:w="2325" w:type="dxa"/>
+            <w:tcW w:w="6195" w:type="dxa"/>
             <w:tcBorders>
               <w:top w:val="nil"/>
               <w:left w:val="nil"/>
@@ -271,7 +265,7 @@
                 <w:rFonts w:ascii="Montserrat" w:eastAsia="Times New Roman" w:hAnsi="Montserrat" w:cs="Calibri"/>
                 <w:color w:val="000000"/>
                 <w:kern w:val="0"/>
-                <w:sz w:val="16"/>
+                <w:sz w:val="18"/>
                 <w:szCs w:val="16"/>
                 <w14:ligatures w14:val="none"/>
               </w:rPr>
@@ -281,7 +275,7 @@
                 <w:rFonts w:ascii="Montserrat" w:eastAsia="Times New Roman" w:hAnsi="Montserrat" w:cs="Calibri"/>
                 <w:color w:val="000000"/>
                 <w:kern w:val="0"/>
-                <w:sz w:val="16"/>
+                <w:sz w:val="18"/>
                 <w:szCs w:val="16"/>
                 <w14:ligatures w14:val="none"/>
               </w:rPr>
@@ -292,7 +286,7 @@
       </w:tr>
       <w:tr>
         <w:trPr>
-          <w:trHeight w:val="402"/>
+          <w:trHeight w:val="20"/>
         </w:trPr>
         <w:tc>
           <w:tcPr>
@@ -311,14 +305,14 @@
           <w:p>
             <w:pPr>
               <w:spacing w:after="0" w:line="240" w:lineRule="auto"/>
-              <w:ind w:firstLineChars="100" w:firstLine="161"/>
+              <w:ind w:firstLineChars="100" w:firstLine="181"/>
               <w:rPr>
                 <w:rFonts w:ascii="Montserrat" w:eastAsia="Times New Roman" w:hAnsi="Montserrat" w:cs="Calibri"/>
                 <w:b/>
                 <w:bCs/>
                 <w:color w:val="007EC5"/>
                 <w:kern w:val="0"/>
-                <w:sz w:val="16"/>
+                <w:sz w:val="18"/>
                 <w:szCs w:val="16"/>
                 <w14:ligatures w14:val="none"/>
               </w:rPr>
@@ -330,74 +324,662 @@
                 <w:bCs/>
                 <w:color w:val="007EC5"/>
                 <w:kern w:val="0"/>
-                <w:sz w:val="16"/>
-                <w:szCs w:val="16"/>
-                <w14:ligatures w14:val="none"/>
-              </w:rPr>
-              <w:t>Trajtimet Mjekësore Hospitalore</w:t>
+                <w:sz w:val="18"/>
+                <w:szCs w:val="16"/>
+                <w14:ligatures w14:val="none"/>
+              </w:rPr>
+              <w:t xml:space="preserve">Trajtimet Mjekësore Hospitalore </w:t>
             </w:r>
             <w:r>
+              <w:rPr>
+                <w:rFonts w:ascii="Montserrat" w:eastAsia="Times New Roman" w:hAnsi="Montserrat" w:cs="Calibri"/>
+                <w:color w:val="007EC5"/>
+                <w:kern w:val="0"/>
+                <w:sz w:val="18"/>
+                <w:szCs w:val="16"/>
+                <w14:ligatures w14:val="none"/>
+              </w:rPr>
+              <w:t>(dhomë gjysëmprivate)</w:t>
+            </w:r>
+          </w:p>
+        </w:tc>
+        <w:tc>
+          <w:tcPr>
+            <w:tcW w:w="6195" w:type="dxa"/>
+            <w:tcBorders>
+              <w:top w:val="single" w:sz="4" w:space="0" w:color="auto"/>
+              <w:left w:val="nil"/>
+              <w:bottom w:val="single" w:sz="4" w:space="0" w:color="auto"/>
+              <w:right w:val="single" w:sz="4" w:space="0" w:color="auto"/>
+            </w:tcBorders>
+            <w:shd w:val="clear" w:color="000000" w:fill="E3EBF8"/>
+            <w:noWrap/>
+            <w:vAlign w:val="center"/>
+            <w:hideMark/>
+          </w:tcPr>
+          <w:p>
+            <w:pPr>
+              <w:spacing w:after="0" w:line="240" w:lineRule="auto"/>
               <w:rPr>
                 <w:rFonts w:ascii="Montserrat" w:eastAsia="Times New Roman" w:hAnsi="Montserrat" w:cs="Calibri"/>
                 <w:b/>
                 <w:bCs/>
                 <w:color w:val="007EC5"/>
                 <w:kern w:val="0"/>
-                <w:sz w:val="16"/>
-                <w:szCs w:val="16"/>
-                <w14:ligatures w14:val="none"/>
-              </w:rPr>
-              <w:t xml:space="preserve"> </w:t>
-            </w:r>
+                <w:sz w:val="18"/>
+                <w:szCs w:val="16"/>
+                <w14:ligatures w14:val="none"/>
+              </w:rPr>
+            </w:pPr>
             <w:r>
-              <w:rPr>
-                <w:rFonts w:ascii="Montserrat" w:eastAsia="Times New Roman" w:hAnsi="Montserrat" w:cs="Calibri"/>
-                <w:color w:val="007EC5"/>
-                <w:kern w:val="0"/>
-                <w:sz w:val="16"/>
-                <w:szCs w:val="16"/>
-                <w14:ligatures w14:val="none"/>
-              </w:rPr>
-              <w:t>(dhomë gjysëmprivate)</w:t>
-            </w:r>
-          </w:p>
-        </w:tc>
-        <w:tc>
-          <w:tcPr>
-            <w:tcW w:w="2325" w:type="dxa"/>
-            <w:tcBorders>
-              <w:top w:val="single" w:sz="4" w:space="0" w:color="auto"/>
-              <w:left w:val="nil"/>
-              <w:bottom w:val="single" w:sz="4" w:space="0" w:color="auto"/>
-              <w:right w:val="single" w:sz="4" w:space="0" w:color="auto"/>
-            </w:tcBorders>
-            <w:shd w:val="clear" w:color="000000" w:fill="E3EBF8"/>
-            <w:noWrap/>
-            <w:vAlign w:val="center"/>
-            <w:hideMark/>
-          </w:tcPr>
-          <w:p>
-            <w:pPr>
-              <w:spacing w:after="0" w:line="240" w:lineRule="auto"/>
               <w:rPr>
                 <w:rFonts w:ascii="Montserrat" w:eastAsia="Times New Roman" w:hAnsi="Montserrat" w:cs="Calibri"/>
                 <w:b/>
                 <w:bCs/>
                 <w:color w:val="007EC5"/>
                 <w:kern w:val="0"/>
-                <w:sz w:val="16"/>
+                <w:sz w:val="18"/>
+                <w:szCs w:val="16"/>
+                <w14:ligatures w14:val="none"/>
+              </w:rPr>
+              <w:t> </w:t>
+            </w:r>
+          </w:p>
+        </w:tc>
+      </w:tr>
+      <w:tr>
+        <w:trPr>
+          <w:trHeight w:val="20"/>
+        </w:trPr>
+        <w:tc>
+          <w:tcPr>
+            <w:tcW w:w="4420" w:type="dxa"/>
+            <w:tcBorders>
+              <w:top w:val="nil"/>
+              <w:left w:val="single" w:sz="4" w:space="0" w:color="auto"/>
+              <w:bottom w:val="single" w:sz="4" w:space="0" w:color="auto"/>
+              <w:right w:val="single" w:sz="4" w:space="0" w:color="auto"/>
+            </w:tcBorders>
+            <w:noWrap/>
+            <w:vAlign w:val="center"/>
+            <w:hideMark/>
+          </w:tcPr>
+          <w:p>
+            <w:pPr>
+              <w:spacing w:after="0" w:line="240" w:lineRule="auto"/>
+              <w:ind w:firstLineChars="100" w:firstLine="180"/>
+              <w:rPr>
+                <w:rFonts w:ascii="Montserrat" w:eastAsia="Times New Roman" w:hAnsi="Montserrat" w:cs="Calibri"/>
+                <w:color w:val="000000"/>
+                <w:kern w:val="0"/>
+                <w:sz w:val="18"/>
                 <w:szCs w:val="16"/>
                 <w14:ligatures w14:val="none"/>
               </w:rPr>
             </w:pPr>
             <w:r>
+              <w:rPr>
+                <w:rFonts w:ascii="Montserrat" w:eastAsia="Times New Roman" w:hAnsi="Montserrat" w:cs="Calibri"/>
+                <w:color w:val="000000"/>
+                <w:kern w:val="0"/>
+                <w:sz w:val="18"/>
+                <w:szCs w:val="16"/>
+                <w14:ligatures w14:val="none"/>
+              </w:rPr>
+              <w:t>Shpenzimet për mjekun e përgjithshëm</w:t>
+            </w:r>
+          </w:p>
+        </w:tc>
+        <w:tc>
+          <w:tcPr>
+            <w:tcW w:w="6195" w:type="dxa"/>
+            <w:vMerge w:val="restart"/>
+            <w:tcBorders>
+              <w:top w:val="nil"/>
+              <w:left w:val="single" w:sz="4" w:space="0" w:color="auto"/>
+              <w:bottom w:val="single" w:sz="4" w:space="0" w:color="auto"/>
+              <w:right w:val="single" w:sz="4" w:space="0" w:color="auto"/>
+            </w:tcBorders>
+            <w:noWrap/>
+            <w:vAlign w:val="center"/>
+            <w:hideMark/>
+          </w:tcPr>
+          <w:p>
+            <w:pPr>
+              <w:spacing w:after="0" w:line="240" w:lineRule="auto"/>
+              <w:jc w:val="center"/>
+              <w:rPr>
+                <w:rFonts w:ascii="Montserrat" w:eastAsia="Times New Roman" w:hAnsi="Montserrat" w:cs="Calibri"/>
+                <w:color w:val="000000"/>
+                <w:kern w:val="0"/>
+                <w:sz w:val="18"/>
+                <w:szCs w:val="16"/>
+                <w14:ligatures w14:val="none"/>
+              </w:rPr>
+            </w:pPr>
+            <w:r>
+              <w:rPr>
+                <w:rFonts w:ascii="Montserrat" w:eastAsia="Times New Roman" w:hAnsi="Montserrat" w:cs="Calibri"/>
+                <w:color w:val="000000"/>
+                <w:kern w:val="0"/>
+                <w:sz w:val="18"/>
+                <w:szCs w:val="16"/>
+                <w14:ligatures w14:val="none"/>
+              </w:rPr>
+              <w:t>100%</w:t>
+            </w:r>
+          </w:p>
+        </w:tc>
+      </w:tr>
+      <w:tr>
+        <w:trPr>
+          <w:trHeight w:val="20"/>
+        </w:trPr>
+        <w:tc>
+          <w:tcPr>
+            <w:tcW w:w="4420" w:type="dxa"/>
+            <w:tcBorders>
+              <w:top w:val="nil"/>
+              <w:left w:val="single" w:sz="4" w:space="0" w:color="auto"/>
+              <w:bottom w:val="single" w:sz="4" w:space="0" w:color="auto"/>
+              <w:right w:val="single" w:sz="4" w:space="0" w:color="auto"/>
+            </w:tcBorders>
+            <w:noWrap/>
+            <w:vAlign w:val="center"/>
+            <w:hideMark/>
+          </w:tcPr>
+          <w:p>
+            <w:pPr>
+              <w:spacing w:after="0" w:line="240" w:lineRule="auto"/>
+              <w:ind w:firstLineChars="100" w:firstLine="180"/>
+              <w:rPr>
+                <w:rFonts w:ascii="Montserrat" w:eastAsia="Times New Roman" w:hAnsi="Montserrat" w:cs="Calibri"/>
+                <w:color w:val="000000"/>
+                <w:kern w:val="0"/>
+                <w:sz w:val="18"/>
+                <w:szCs w:val="16"/>
+                <w14:ligatures w14:val="none"/>
+              </w:rPr>
+            </w:pPr>
+            <w:r>
+              <w:rPr>
+                <w:rFonts w:ascii="Montserrat" w:eastAsia="Times New Roman" w:hAnsi="Montserrat" w:cs="Calibri"/>
+                <w:color w:val="000000"/>
+                <w:kern w:val="0"/>
+                <w:sz w:val="18"/>
+                <w:szCs w:val="16"/>
+                <w14:ligatures w14:val="none"/>
+              </w:rPr>
+              <w:t>Shpenzimet për mjekun specialist</w:t>
+            </w:r>
+          </w:p>
+        </w:tc>
+        <w:tc>
+          <w:tcPr>
+            <w:tcW w:w="6195" w:type="dxa"/>
+            <w:vMerge/>
+            <w:tcBorders>
+              <w:top w:val="nil"/>
+              <w:left w:val="single" w:sz="4" w:space="0" w:color="auto"/>
+              <w:bottom w:val="single" w:sz="4" w:space="0" w:color="auto"/>
+              <w:right w:val="single" w:sz="4" w:space="0" w:color="auto"/>
+            </w:tcBorders>
+            <w:vAlign w:val="center"/>
+            <w:hideMark/>
+          </w:tcPr>
+          <w:p>
+            <w:pPr>
+              <w:spacing w:after="0" w:line="240" w:lineRule="auto"/>
+              <w:rPr>
+                <w:rFonts w:ascii="Montserrat" w:eastAsia="Times New Roman" w:hAnsi="Montserrat" w:cs="Calibri"/>
+                <w:color w:val="000000"/>
+                <w:kern w:val="0"/>
+                <w:sz w:val="18"/>
+                <w:szCs w:val="16"/>
+                <w14:ligatures w14:val="none"/>
+              </w:rPr>
+            </w:pPr>
+          </w:p>
+        </w:tc>
+      </w:tr>
+      <w:tr>
+        <w:trPr>
+          <w:trHeight w:val="20"/>
+        </w:trPr>
+        <w:tc>
+          <w:tcPr>
+            <w:tcW w:w="4420" w:type="dxa"/>
+            <w:tcBorders>
+              <w:top w:val="nil"/>
+              <w:left w:val="single" w:sz="4" w:space="0" w:color="auto"/>
+              <w:bottom w:val="single" w:sz="4" w:space="0" w:color="auto"/>
+              <w:right w:val="single" w:sz="4" w:space="0" w:color="auto"/>
+            </w:tcBorders>
+            <w:noWrap/>
+            <w:vAlign w:val="center"/>
+            <w:hideMark/>
+          </w:tcPr>
+          <w:p>
+            <w:pPr>
+              <w:spacing w:after="0" w:line="240" w:lineRule="auto"/>
+              <w:ind w:firstLineChars="100" w:firstLine="180"/>
+              <w:rPr>
+                <w:rFonts w:ascii="Montserrat" w:eastAsia="Times New Roman" w:hAnsi="Montserrat" w:cs="Calibri"/>
+                <w:color w:val="000000"/>
+                <w:kern w:val="0"/>
+                <w:sz w:val="18"/>
+                <w:szCs w:val="16"/>
+                <w14:ligatures w14:val="none"/>
+              </w:rPr>
+            </w:pPr>
+            <w:r>
+              <w:rPr>
+                <w:rFonts w:ascii="Montserrat" w:eastAsia="Times New Roman" w:hAnsi="Montserrat" w:cs="Calibri"/>
+                <w:color w:val="000000"/>
+                <w:kern w:val="0"/>
+                <w:sz w:val="18"/>
+                <w:szCs w:val="16"/>
+                <w14:ligatures w14:val="none"/>
+              </w:rPr>
+              <w:t>Shpenzimet për operacion</w:t>
+            </w:r>
+          </w:p>
+        </w:tc>
+        <w:tc>
+          <w:tcPr>
+            <w:tcW w:w="6195" w:type="dxa"/>
+            <w:vMerge/>
+            <w:tcBorders>
+              <w:top w:val="nil"/>
+              <w:left w:val="single" w:sz="4" w:space="0" w:color="auto"/>
+              <w:bottom w:val="single" w:sz="4" w:space="0" w:color="auto"/>
+              <w:right w:val="single" w:sz="4" w:space="0" w:color="auto"/>
+            </w:tcBorders>
+            <w:vAlign w:val="center"/>
+            <w:hideMark/>
+          </w:tcPr>
+          <w:p>
+            <w:pPr>
+              <w:spacing w:after="0" w:line="240" w:lineRule="auto"/>
+              <w:rPr>
+                <w:rFonts w:ascii="Montserrat" w:eastAsia="Times New Roman" w:hAnsi="Montserrat" w:cs="Calibri"/>
+                <w:color w:val="000000"/>
+                <w:kern w:val="0"/>
+                <w:sz w:val="18"/>
+                <w:szCs w:val="16"/>
+                <w14:ligatures w14:val="none"/>
+              </w:rPr>
+            </w:pPr>
+          </w:p>
+        </w:tc>
+      </w:tr>
+      <w:tr>
+        <w:trPr>
+          <w:trHeight w:val="20"/>
+        </w:trPr>
+        <w:tc>
+          <w:tcPr>
+            <w:tcW w:w="4420" w:type="dxa"/>
+            <w:tcBorders>
+              <w:top w:val="nil"/>
+              <w:left w:val="single" w:sz="4" w:space="0" w:color="auto"/>
+              <w:bottom w:val="single" w:sz="4" w:space="0" w:color="auto"/>
+              <w:right w:val="single" w:sz="4" w:space="0" w:color="auto"/>
+            </w:tcBorders>
+            <w:noWrap/>
+            <w:vAlign w:val="center"/>
+            <w:hideMark/>
+          </w:tcPr>
+          <w:p>
+            <w:pPr>
+              <w:spacing w:after="0" w:line="240" w:lineRule="auto"/>
+              <w:ind w:firstLineChars="100" w:firstLine="180"/>
+              <w:rPr>
+                <w:rFonts w:ascii="Montserrat" w:eastAsia="Times New Roman" w:hAnsi="Montserrat" w:cs="Calibri"/>
+                <w:color w:val="000000"/>
+                <w:kern w:val="0"/>
+                <w:sz w:val="18"/>
+                <w:szCs w:val="16"/>
+                <w14:ligatures w14:val="none"/>
+              </w:rPr>
+            </w:pPr>
+            <w:r>
+              <w:rPr>
+                <w:rFonts w:ascii="Montserrat" w:eastAsia="Times New Roman" w:hAnsi="Montserrat" w:cs="Calibri"/>
+                <w:color w:val="000000"/>
+                <w:kern w:val="0"/>
+                <w:sz w:val="18"/>
+                <w:szCs w:val="16"/>
+                <w14:ligatures w14:val="none"/>
+              </w:rPr>
+              <w:t>Shpenzimet për kujdesin intenziv</w:t>
+            </w:r>
+          </w:p>
+        </w:tc>
+        <w:tc>
+          <w:tcPr>
+            <w:tcW w:w="6195" w:type="dxa"/>
+            <w:vMerge/>
+            <w:tcBorders>
+              <w:top w:val="nil"/>
+              <w:left w:val="single" w:sz="4" w:space="0" w:color="auto"/>
+              <w:bottom w:val="single" w:sz="4" w:space="0" w:color="auto"/>
+              <w:right w:val="single" w:sz="4" w:space="0" w:color="auto"/>
+            </w:tcBorders>
+            <w:vAlign w:val="center"/>
+            <w:hideMark/>
+          </w:tcPr>
+          <w:p>
+            <w:pPr>
+              <w:spacing w:after="0" w:line="240" w:lineRule="auto"/>
+              <w:rPr>
+                <w:rFonts w:ascii="Montserrat" w:eastAsia="Times New Roman" w:hAnsi="Montserrat" w:cs="Calibri"/>
+                <w:color w:val="000000"/>
+                <w:kern w:val="0"/>
+                <w:sz w:val="18"/>
+                <w:szCs w:val="16"/>
+                <w14:ligatures w14:val="none"/>
+              </w:rPr>
+            </w:pPr>
+          </w:p>
+        </w:tc>
+      </w:tr>
+      <w:tr>
+        <w:trPr>
+          <w:trHeight w:val="20"/>
+        </w:trPr>
+        <w:tc>
+          <w:tcPr>
+            <w:tcW w:w="4420" w:type="dxa"/>
+            <w:tcBorders>
+              <w:top w:val="nil"/>
+              <w:left w:val="single" w:sz="4" w:space="0" w:color="auto"/>
+              <w:bottom w:val="single" w:sz="4" w:space="0" w:color="auto"/>
+              <w:right w:val="single" w:sz="4" w:space="0" w:color="auto"/>
+            </w:tcBorders>
+            <w:vAlign w:val="center"/>
+            <w:hideMark/>
+          </w:tcPr>
+          <w:p>
+            <w:pPr>
+              <w:spacing w:after="0" w:line="240" w:lineRule="auto"/>
+              <w:ind w:firstLineChars="100" w:firstLine="180"/>
+              <w:rPr>
+                <w:rFonts w:ascii="Montserrat" w:eastAsia="Times New Roman" w:hAnsi="Montserrat" w:cs="Calibri"/>
+                <w:color w:val="000000"/>
+                <w:kern w:val="0"/>
+                <w:sz w:val="18"/>
+                <w:szCs w:val="14"/>
+                <w14:ligatures w14:val="none"/>
+              </w:rPr>
+            </w:pPr>
+            <w:r>
+              <w:rPr>
+                <w:rFonts w:ascii="Montserrat" w:eastAsia="Times New Roman" w:hAnsi="Montserrat" w:cs="Calibri"/>
+                <w:color w:val="000000"/>
+                <w:kern w:val="0"/>
+                <w:sz w:val="18"/>
+                <w:szCs w:val="14"/>
+                <w14:ligatures w14:val="none"/>
+              </w:rPr>
+              <w:t>Kontrolle diagnostifikuese, duke përfshirë ato patologjike, rreze X, skane CT, skane MRI, skane PET</w:t>
+            </w:r>
+          </w:p>
+        </w:tc>
+        <w:tc>
+          <w:tcPr>
+            <w:tcW w:w="6195" w:type="dxa"/>
+            <w:vMerge/>
+            <w:tcBorders>
+              <w:top w:val="nil"/>
+              <w:left w:val="single" w:sz="4" w:space="0" w:color="auto"/>
+              <w:bottom w:val="single" w:sz="4" w:space="0" w:color="auto"/>
+              <w:right w:val="single" w:sz="4" w:space="0" w:color="auto"/>
+            </w:tcBorders>
+            <w:vAlign w:val="center"/>
+            <w:hideMark/>
+          </w:tcPr>
+          <w:p>
+            <w:pPr>
+              <w:spacing w:after="0" w:line="240" w:lineRule="auto"/>
+              <w:rPr>
+                <w:rFonts w:ascii="Montserrat" w:eastAsia="Times New Roman" w:hAnsi="Montserrat" w:cs="Calibri"/>
+                <w:color w:val="000000"/>
+                <w:kern w:val="0"/>
+                <w:sz w:val="18"/>
+                <w:szCs w:val="16"/>
+                <w14:ligatures w14:val="none"/>
+              </w:rPr>
+            </w:pPr>
+          </w:p>
+        </w:tc>
+      </w:tr>
+      <w:tr>
+        <w:trPr>
+          <w:trHeight w:val="20"/>
+        </w:trPr>
+        <w:tc>
+          <w:tcPr>
+            <w:tcW w:w="4420" w:type="dxa"/>
+            <w:tcBorders>
+              <w:top w:val="nil"/>
+              <w:left w:val="single" w:sz="4" w:space="0" w:color="auto"/>
+              <w:bottom w:val="single" w:sz="4" w:space="0" w:color="auto"/>
+              <w:right w:val="single" w:sz="4" w:space="0" w:color="auto"/>
+            </w:tcBorders>
+            <w:noWrap/>
+            <w:vAlign w:val="center"/>
+            <w:hideMark/>
+          </w:tcPr>
+          <w:p>
+            <w:pPr>
+              <w:spacing w:after="0" w:line="240" w:lineRule="auto"/>
+              <w:ind w:firstLineChars="100" w:firstLine="180"/>
+              <w:rPr>
+                <w:rFonts w:ascii="Montserrat" w:eastAsia="Times New Roman" w:hAnsi="Montserrat" w:cs="Calibri"/>
+                <w:color w:val="000000"/>
+                <w:kern w:val="0"/>
+                <w:sz w:val="18"/>
+                <w:szCs w:val="16"/>
+                <w14:ligatures w14:val="none"/>
+              </w:rPr>
+            </w:pPr>
+            <w:r>
+              <w:rPr>
+                <w:rFonts w:ascii="Montserrat" w:eastAsia="Times New Roman" w:hAnsi="Montserrat" w:cs="Calibri"/>
+                <w:color w:val="000000"/>
+                <w:kern w:val="0"/>
+                <w:sz w:val="18"/>
+                <w:szCs w:val="16"/>
+                <w14:ligatures w14:val="none"/>
+              </w:rPr>
+              <w:t>Analizat laboratorike</w:t>
+            </w:r>
+          </w:p>
+        </w:tc>
+        <w:tc>
+          <w:tcPr>
+            <w:tcW w:w="6195" w:type="dxa"/>
+            <w:vMerge/>
+            <w:tcBorders>
+              <w:top w:val="nil"/>
+              <w:left w:val="single" w:sz="4" w:space="0" w:color="auto"/>
+              <w:bottom w:val="single" w:sz="4" w:space="0" w:color="auto"/>
+              <w:right w:val="single" w:sz="4" w:space="0" w:color="auto"/>
+            </w:tcBorders>
+            <w:vAlign w:val="center"/>
+            <w:hideMark/>
+          </w:tcPr>
+          <w:p>
+            <w:pPr>
+              <w:spacing w:after="0" w:line="240" w:lineRule="auto"/>
+              <w:rPr>
+                <w:rFonts w:ascii="Montserrat" w:eastAsia="Times New Roman" w:hAnsi="Montserrat" w:cs="Calibri"/>
+                <w:color w:val="000000"/>
+                <w:kern w:val="0"/>
+                <w:sz w:val="18"/>
+                <w:szCs w:val="16"/>
+                <w14:ligatures w14:val="none"/>
+              </w:rPr>
+            </w:pPr>
+          </w:p>
+        </w:tc>
+      </w:tr>
+      <w:tr>
+        <w:trPr>
+          <w:trHeight w:val="20"/>
+        </w:trPr>
+        <w:tc>
+          <w:tcPr>
+            <w:tcW w:w="4420" w:type="dxa"/>
+            <w:tcBorders>
+              <w:top w:val="nil"/>
+              <w:left w:val="single" w:sz="4" w:space="0" w:color="auto"/>
+              <w:bottom w:val="single" w:sz="4" w:space="0" w:color="auto"/>
+              <w:right w:val="single" w:sz="4" w:space="0" w:color="auto"/>
+            </w:tcBorders>
+            <w:noWrap/>
+            <w:vAlign w:val="center"/>
+            <w:hideMark/>
+          </w:tcPr>
+          <w:p>
+            <w:pPr>
+              <w:spacing w:after="0" w:line="240" w:lineRule="auto"/>
+              <w:ind w:firstLineChars="100" w:firstLine="180"/>
+              <w:rPr>
+                <w:rFonts w:ascii="Montserrat" w:eastAsia="Times New Roman" w:hAnsi="Montserrat" w:cs="Calibri"/>
+                <w:color w:val="000000"/>
+                <w:kern w:val="0"/>
+                <w:sz w:val="18"/>
+                <w:szCs w:val="16"/>
+                <w14:ligatures w14:val="none"/>
+              </w:rPr>
+            </w:pPr>
+            <w:r>
+              <w:rPr>
+                <w:rFonts w:ascii="Montserrat" w:eastAsia="Times New Roman" w:hAnsi="Montserrat" w:cs="Calibri"/>
+                <w:color w:val="000000"/>
+                <w:kern w:val="0"/>
+                <w:sz w:val="18"/>
+                <w:szCs w:val="16"/>
+                <w14:ligatures w14:val="none"/>
+              </w:rPr>
+              <w:t>Ilaçet e këshilluara nga mjeku</w:t>
+            </w:r>
+          </w:p>
+        </w:tc>
+        <w:tc>
+          <w:tcPr>
+            <w:tcW w:w="6195" w:type="dxa"/>
+            <w:vMerge/>
+            <w:tcBorders>
+              <w:top w:val="nil"/>
+              <w:left w:val="single" w:sz="4" w:space="0" w:color="auto"/>
+              <w:bottom w:val="single" w:sz="4" w:space="0" w:color="auto"/>
+              <w:right w:val="single" w:sz="4" w:space="0" w:color="auto"/>
+            </w:tcBorders>
+            <w:vAlign w:val="center"/>
+            <w:hideMark/>
+          </w:tcPr>
+          <w:p>
+            <w:pPr>
+              <w:spacing w:after="0" w:line="240" w:lineRule="auto"/>
+              <w:rPr>
+                <w:rFonts w:ascii="Montserrat" w:eastAsia="Times New Roman" w:hAnsi="Montserrat" w:cs="Calibri"/>
+                <w:color w:val="000000"/>
+                <w:kern w:val="0"/>
+                <w:sz w:val="18"/>
+                <w:szCs w:val="16"/>
+                <w14:ligatures w14:val="none"/>
+              </w:rPr>
+            </w:pPr>
+          </w:p>
+        </w:tc>
+      </w:tr>
+      <w:tr>
+        <w:trPr>
+          <w:trHeight w:val="20"/>
+        </w:trPr>
+        <w:tc>
+          <w:tcPr>
+            <w:tcW w:w="4420" w:type="dxa"/>
+            <w:tcBorders>
+              <w:top w:val="nil"/>
+              <w:left w:val="single" w:sz="4" w:space="0" w:color="auto"/>
+              <w:bottom w:val="single" w:sz="4" w:space="0" w:color="auto"/>
+              <w:right w:val="nil"/>
+            </w:tcBorders>
+            <w:shd w:val="clear" w:color="000000" w:fill="E3EBF8"/>
+            <w:noWrap/>
+            <w:vAlign w:val="center"/>
+            <w:hideMark/>
+          </w:tcPr>
+          <w:p>
+            <w:pPr>
+              <w:spacing w:after="0" w:line="240" w:lineRule="auto"/>
+              <w:ind w:firstLineChars="100" w:firstLine="181"/>
               <w:rPr>
                 <w:rFonts w:ascii="Montserrat" w:eastAsia="Times New Roman" w:hAnsi="Montserrat" w:cs="Calibri"/>
                 <w:b/>
                 <w:bCs/>
                 <w:color w:val="007EC5"/>
                 <w:kern w:val="0"/>
-                <w:sz w:val="16"/>
+                <w:sz w:val="18"/>
+                <w:szCs w:val="16"/>
+                <w14:ligatures w14:val="none"/>
+              </w:rPr>
+            </w:pPr>
+            <w:r>
+              <w:rPr>
+                <w:rFonts w:ascii="Montserrat" w:eastAsia="Times New Roman" w:hAnsi="Montserrat" w:cs="Calibri"/>
+                <w:b/>
+                <w:bCs/>
+                <w:color w:val="007EC5"/>
+                <w:kern w:val="0"/>
+                <w:sz w:val="18"/>
+                <w:szCs w:val="16"/>
+                <w14:ligatures w14:val="none"/>
+              </w:rPr>
+              <w:t>Trajtimet Mjekësore Ambulantore</w:t>
+            </w:r>
+          </w:p>
+        </w:tc>
+        <w:tc>
+          <w:tcPr>
+            <w:tcW w:w="6195" w:type="dxa"/>
+            <w:tcBorders>
+              <w:top w:val="nil"/>
+              <w:left w:val="nil"/>
+              <w:bottom w:val="single" w:sz="4" w:space="0" w:color="auto"/>
+              <w:right w:val="single" w:sz="4" w:space="0" w:color="auto"/>
+            </w:tcBorders>
+            <w:shd w:val="clear" w:color="000000" w:fill="E3EBF8"/>
+            <w:noWrap/>
+            <w:vAlign w:val="center"/>
+            <w:hideMark/>
+          </w:tcPr>
+          <w:p>
+            <w:pPr>
+              <w:spacing w:after="0" w:line="240" w:lineRule="auto"/>
+              <w:rPr>
+                <w:rFonts w:ascii="Montserrat" w:eastAsia="Times New Roman" w:hAnsi="Montserrat" w:cs="Calibri"/>
+                <w:b/>
+                <w:bCs/>
+                <w:color w:val="007EC5"/>
+                <w:kern w:val="0"/>
+                <w:sz w:val="18"/>
+                <w:szCs w:val="16"/>
+                <w14:ligatures w14:val="none"/>
+              </w:rPr>
+            </w:pPr>
+            <w:r>
+              <w:rPr>
+                <w:rFonts w:ascii="Montserrat" w:eastAsia="Times New Roman" w:hAnsi="Montserrat" w:cs="Calibri"/>
+                <w:b/>
+                <w:bCs/>
+                <w:color w:val="007EC5"/>
+                <w:kern w:val="0"/>
+                <w:sz w:val="18"/>
                 <w:szCs w:val="16"/>
                 <w14:ligatures w14:val="none"/>
               </w:rPr>
@@ -408,7 +990,7 @@
       </w:tr>
       <w:tr>
         <w:trPr>
-          <w:trHeight w:val="360"/>
+          <w:trHeight w:val="20"/>
         </w:trPr>
         <w:tc>
           <w:tcPr>
@@ -426,12 +1008,12 @@
           <w:p>
             <w:pPr>
               <w:spacing w:after="0" w:line="240" w:lineRule="auto"/>
-              <w:ind w:firstLineChars="100" w:firstLine="160"/>
-              <w:rPr>
-                <w:rFonts w:ascii="Montserrat" w:eastAsia="Times New Roman" w:hAnsi="Montserrat" w:cs="Calibri"/>
-                <w:color w:val="000000"/>
-                <w:kern w:val="0"/>
-                <w:sz w:val="16"/>
+              <w:ind w:firstLineChars="100" w:firstLine="180"/>
+              <w:rPr>
+                <w:rFonts w:ascii="Montserrat" w:eastAsia="Times New Roman" w:hAnsi="Montserrat" w:cs="Calibri"/>
+                <w:color w:val="000000"/>
+                <w:kern w:val="0"/>
+                <w:sz w:val="18"/>
                 <w:szCs w:val="16"/>
                 <w14:ligatures w14:val="none"/>
               </w:rPr>
@@ -441,7 +1023,7 @@
                 <w:rFonts w:ascii="Montserrat" w:eastAsia="Times New Roman" w:hAnsi="Montserrat" w:cs="Calibri"/>
                 <w:color w:val="000000"/>
                 <w:kern w:val="0"/>
-                <w:sz w:val="16"/>
+                <w:sz w:val="18"/>
                 <w:szCs w:val="16"/>
                 <w14:ligatures w14:val="none"/>
               </w:rPr>
@@ -451,7 +1033,7 @@
         </w:tc>
         <w:tc>
           <w:tcPr>
-            <w:tcW w:w="2325" w:type="dxa"/>
+            <w:tcW w:w="6195" w:type="dxa"/>
             <w:vMerge w:val="restart"/>
             <w:tcBorders>
               <w:top w:val="nil"/>
@@ -471,7 +1053,7 @@
                 <w:rFonts w:ascii="Montserrat" w:eastAsia="Times New Roman" w:hAnsi="Montserrat" w:cs="Calibri"/>
                 <w:color w:val="000000"/>
                 <w:kern w:val="0"/>
-                <w:sz w:val="16"/>
+                <w:sz w:val="18"/>
                 <w:szCs w:val="16"/>
                 <w14:ligatures w14:val="none"/>
               </w:rPr>
@@ -481,18 +1063,18 @@
                 <w:rFonts w:ascii="Montserrat" w:eastAsia="Times New Roman" w:hAnsi="Montserrat" w:cs="Calibri"/>
                 <w:color w:val="000000"/>
                 <w:kern w:val="0"/>
-                <w:sz w:val="16"/>
-                <w:szCs w:val="16"/>
-                <w14:ligatures w14:val="none"/>
-              </w:rPr>
-              <w:t>100%</w:t>
+                <w:sz w:val="18"/>
+                <w:szCs w:val="16"/>
+                <w14:ligatures w14:val="none"/>
+              </w:rPr>
+              <w:t xml:space="preserve">80% </w:t>
             </w:r>
           </w:p>
         </w:tc>
       </w:tr>
       <w:tr>
         <w:trPr>
-          <w:trHeight w:val="360"/>
+          <w:trHeight w:val="20"/>
         </w:trPr>
         <w:tc>
           <w:tcPr>
@@ -510,12 +1092,12 @@
           <w:p>
             <w:pPr>
               <w:spacing w:after="0" w:line="240" w:lineRule="auto"/>
-              <w:ind w:firstLineChars="100" w:firstLine="160"/>
-              <w:rPr>
-                <w:rFonts w:ascii="Montserrat" w:eastAsia="Times New Roman" w:hAnsi="Montserrat" w:cs="Calibri"/>
-                <w:color w:val="000000"/>
-                <w:kern w:val="0"/>
-                <w:sz w:val="16"/>
+              <w:ind w:firstLineChars="100" w:firstLine="180"/>
+              <w:rPr>
+                <w:rFonts w:ascii="Montserrat" w:eastAsia="Times New Roman" w:hAnsi="Montserrat" w:cs="Calibri"/>
+                <w:color w:val="000000"/>
+                <w:kern w:val="0"/>
+                <w:sz w:val="18"/>
                 <w:szCs w:val="16"/>
                 <w14:ligatures w14:val="none"/>
               </w:rPr>
@@ -525,7 +1107,7 @@
                 <w:rFonts w:ascii="Montserrat" w:eastAsia="Times New Roman" w:hAnsi="Montserrat" w:cs="Calibri"/>
                 <w:color w:val="000000"/>
                 <w:kern w:val="0"/>
-                <w:sz w:val="16"/>
+                <w:sz w:val="18"/>
                 <w:szCs w:val="16"/>
                 <w14:ligatures w14:val="none"/>
               </w:rPr>
@@ -535,7 +1117,7 @@
         </w:tc>
         <w:tc>
           <w:tcPr>
-            <w:tcW w:w="2325" w:type="dxa"/>
+            <w:tcW w:w="6195" w:type="dxa"/>
             <w:vMerge/>
             <w:tcBorders>
               <w:top w:val="nil"/>
@@ -553,7 +1135,7 @@
                 <w:rFonts w:ascii="Montserrat" w:eastAsia="Times New Roman" w:hAnsi="Montserrat" w:cs="Calibri"/>
                 <w:color w:val="000000"/>
                 <w:kern w:val="0"/>
-                <w:sz w:val="16"/>
+                <w:sz w:val="18"/>
                 <w:szCs w:val="16"/>
                 <w14:ligatures w14:val="none"/>
               </w:rPr>
@@ -563,7 +1145,7 @@
       </w:tr>
       <w:tr>
         <w:trPr>
-          <w:trHeight w:val="360"/>
+          <w:trHeight w:val="20"/>
         </w:trPr>
         <w:tc>
           <w:tcPr>
@@ -581,12 +1163,12 @@
           <w:p>
             <w:pPr>
               <w:spacing w:after="0" w:line="240" w:lineRule="auto"/>
-              <w:ind w:firstLineChars="100" w:firstLine="160"/>
-              <w:rPr>
-                <w:rFonts w:ascii="Montserrat" w:eastAsia="Times New Roman" w:hAnsi="Montserrat" w:cs="Calibri"/>
-                <w:color w:val="000000"/>
-                <w:kern w:val="0"/>
-                <w:sz w:val="16"/>
+              <w:ind w:firstLineChars="100" w:firstLine="180"/>
+              <w:rPr>
+                <w:rFonts w:ascii="Montserrat" w:eastAsia="Times New Roman" w:hAnsi="Montserrat" w:cs="Calibri"/>
+                <w:color w:val="000000"/>
+                <w:kern w:val="0"/>
+                <w:sz w:val="18"/>
                 <w:szCs w:val="16"/>
                 <w14:ligatures w14:val="none"/>
               </w:rPr>
@@ -596,17 +1178,17 @@
                 <w:rFonts w:ascii="Montserrat" w:eastAsia="Times New Roman" w:hAnsi="Montserrat" w:cs="Calibri"/>
                 <w:color w:val="000000"/>
                 <w:kern w:val="0"/>
-                <w:sz w:val="16"/>
-                <w:szCs w:val="16"/>
-                <w14:ligatures w14:val="none"/>
-              </w:rPr>
-              <w:t>Shpenzimet për operacion</w:t>
+                <w:sz w:val="18"/>
+                <w:szCs w:val="16"/>
+                <w14:ligatures w14:val="none"/>
+              </w:rPr>
+              <w:t>Kirurgjia ditore</w:t>
             </w:r>
           </w:p>
         </w:tc>
         <w:tc>
           <w:tcPr>
-            <w:tcW w:w="2325" w:type="dxa"/>
+            <w:tcW w:w="6195" w:type="dxa"/>
             <w:vMerge/>
             <w:tcBorders>
               <w:top w:val="nil"/>
@@ -624,7 +1206,7 @@
                 <w:rFonts w:ascii="Montserrat" w:eastAsia="Times New Roman" w:hAnsi="Montserrat" w:cs="Calibri"/>
                 <w:color w:val="000000"/>
                 <w:kern w:val="0"/>
-                <w:sz w:val="16"/>
+                <w:sz w:val="18"/>
                 <w:szCs w:val="16"/>
                 <w14:ligatures w14:val="none"/>
               </w:rPr>
@@ -634,7 +1216,7 @@
       </w:tr>
       <w:tr>
         <w:trPr>
-          <w:trHeight w:val="360"/>
+          <w:trHeight w:val="20"/>
         </w:trPr>
         <w:tc>
           <w:tcPr>
@@ -645,20 +1227,19 @@
               <w:bottom w:val="single" w:sz="4" w:space="0" w:color="auto"/>
               <w:right w:val="single" w:sz="4" w:space="0" w:color="auto"/>
             </w:tcBorders>
-            <w:noWrap/>
-            <w:vAlign w:val="center"/>
-            <w:hideMark/>
-          </w:tcPr>
-          <w:p>
-            <w:pPr>
-              <w:spacing w:after="0" w:line="240" w:lineRule="auto"/>
-              <w:ind w:firstLineChars="100" w:firstLine="160"/>
-              <w:rPr>
-                <w:rFonts w:ascii="Montserrat" w:eastAsia="Times New Roman" w:hAnsi="Montserrat" w:cs="Calibri"/>
-                <w:color w:val="000000"/>
-                <w:kern w:val="0"/>
-                <w:sz w:val="16"/>
-                <w:szCs w:val="16"/>
+            <w:vAlign w:val="center"/>
+            <w:hideMark/>
+          </w:tcPr>
+          <w:p>
+            <w:pPr>
+              <w:spacing w:after="0" w:line="240" w:lineRule="auto"/>
+              <w:ind w:firstLineChars="100" w:firstLine="180"/>
+              <w:rPr>
+                <w:rFonts w:ascii="Montserrat" w:eastAsia="Times New Roman" w:hAnsi="Montserrat" w:cs="Calibri"/>
+                <w:color w:val="000000"/>
+                <w:kern w:val="0"/>
+                <w:sz w:val="18"/>
+                <w:szCs w:val="14"/>
                 <w14:ligatures w14:val="none"/>
               </w:rPr>
             </w:pPr>
@@ -667,17 +1248,17 @@
                 <w:rFonts w:ascii="Montserrat" w:eastAsia="Times New Roman" w:hAnsi="Montserrat" w:cs="Calibri"/>
                 <w:color w:val="000000"/>
                 <w:kern w:val="0"/>
-                <w:sz w:val="16"/>
-                <w:szCs w:val="16"/>
-                <w14:ligatures w14:val="none"/>
-              </w:rPr>
-              <w:t>Shpenzimet për kujdesin intenziv</w:t>
+                <w:sz w:val="18"/>
+                <w:szCs w:val="14"/>
+                <w14:ligatures w14:val="none"/>
+              </w:rPr>
+              <w:t>Kontrolle diagnostifikuese, duke përfshirë ato patologjike, rreze X, skane CT, skane MRI, skane PET</w:t>
             </w:r>
           </w:p>
         </w:tc>
         <w:tc>
           <w:tcPr>
-            <w:tcW w:w="2325" w:type="dxa"/>
+            <w:tcW w:w="6195" w:type="dxa"/>
             <w:vMerge/>
             <w:tcBorders>
               <w:top w:val="nil"/>
@@ -695,7 +1276,7 @@
                 <w:rFonts w:ascii="Montserrat" w:eastAsia="Times New Roman" w:hAnsi="Montserrat" w:cs="Calibri"/>
                 <w:color w:val="000000"/>
                 <w:kern w:val="0"/>
-                <w:sz w:val="16"/>
+                <w:sz w:val="18"/>
                 <w:szCs w:val="16"/>
                 <w14:ligatures w14:val="none"/>
               </w:rPr>
@@ -705,7 +1286,7 @@
       </w:tr>
       <w:tr>
         <w:trPr>
-          <w:trHeight w:val="360"/>
+          <w:trHeight w:val="20"/>
         </w:trPr>
         <w:tc>
           <w:tcPr>
@@ -716,19 +1297,20 @@
               <w:bottom w:val="single" w:sz="4" w:space="0" w:color="auto"/>
               <w:right w:val="single" w:sz="4" w:space="0" w:color="auto"/>
             </w:tcBorders>
-            <w:vAlign w:val="center"/>
-            <w:hideMark/>
-          </w:tcPr>
-          <w:p>
-            <w:pPr>
-              <w:spacing w:after="0" w:line="240" w:lineRule="auto"/>
-              <w:ind w:firstLineChars="100" w:firstLine="140"/>
-              <w:rPr>
-                <w:rFonts w:ascii="Montserrat" w:eastAsia="Times New Roman" w:hAnsi="Montserrat" w:cs="Calibri"/>
-                <w:color w:val="000000"/>
-                <w:kern w:val="0"/>
-                <w:sz w:val="14"/>
-                <w:szCs w:val="14"/>
+            <w:noWrap/>
+            <w:vAlign w:val="center"/>
+            <w:hideMark/>
+          </w:tcPr>
+          <w:p>
+            <w:pPr>
+              <w:spacing w:after="0" w:line="240" w:lineRule="auto"/>
+              <w:ind w:firstLineChars="100" w:firstLine="180"/>
+              <w:rPr>
+                <w:rFonts w:ascii="Montserrat" w:eastAsia="Times New Roman" w:hAnsi="Montserrat" w:cs="Calibri"/>
+                <w:color w:val="000000"/>
+                <w:kern w:val="0"/>
+                <w:sz w:val="18"/>
+                <w:szCs w:val="16"/>
                 <w14:ligatures w14:val="none"/>
               </w:rPr>
             </w:pPr>
@@ -737,17 +1319,17 @@
                 <w:rFonts w:ascii="Montserrat" w:eastAsia="Times New Roman" w:hAnsi="Montserrat" w:cs="Calibri"/>
                 <w:color w:val="000000"/>
                 <w:kern w:val="0"/>
-                <w:sz w:val="14"/>
-                <w:szCs w:val="14"/>
-                <w14:ligatures w14:val="none"/>
-              </w:rPr>
-              <w:t>Kontrolle diagnostifikuese, duke përfshirë ato patologjike, rreze X, skane CT, skane MRI, skane PET</w:t>
+                <w:sz w:val="18"/>
+                <w:szCs w:val="16"/>
+                <w14:ligatures w14:val="none"/>
+              </w:rPr>
+              <w:t>Analizat laboratorike</w:t>
             </w:r>
           </w:p>
         </w:tc>
         <w:tc>
           <w:tcPr>
-            <w:tcW w:w="2325" w:type="dxa"/>
+            <w:tcW w:w="6195" w:type="dxa"/>
             <w:vMerge/>
             <w:tcBorders>
               <w:top w:val="nil"/>
@@ -765,7 +1347,7 @@
                 <w:rFonts w:ascii="Montserrat" w:eastAsia="Times New Roman" w:hAnsi="Montserrat" w:cs="Calibri"/>
                 <w:color w:val="000000"/>
                 <w:kern w:val="0"/>
-                <w:sz w:val="16"/>
+                <w:sz w:val="18"/>
                 <w:szCs w:val="16"/>
                 <w14:ligatures w14:val="none"/>
               </w:rPr>
@@ -775,7 +1357,7 @@
       </w:tr>
       <w:tr>
         <w:trPr>
-          <w:trHeight w:val="360"/>
+          <w:trHeight w:val="20"/>
         </w:trPr>
         <w:tc>
           <w:tcPr>
@@ -793,12 +1375,12 @@
           <w:p>
             <w:pPr>
               <w:spacing w:after="0" w:line="240" w:lineRule="auto"/>
-              <w:ind w:firstLineChars="100" w:firstLine="160"/>
-              <w:rPr>
-                <w:rFonts w:ascii="Montserrat" w:eastAsia="Times New Roman" w:hAnsi="Montserrat" w:cs="Calibri"/>
-                <w:color w:val="000000"/>
-                <w:kern w:val="0"/>
-                <w:sz w:val="16"/>
+              <w:ind w:firstLineChars="100" w:firstLine="180"/>
+              <w:rPr>
+                <w:rFonts w:ascii="Montserrat" w:eastAsia="Times New Roman" w:hAnsi="Montserrat" w:cs="Calibri"/>
+                <w:color w:val="000000"/>
+                <w:kern w:val="0"/>
+                <w:sz w:val="18"/>
                 <w:szCs w:val="16"/>
                 <w14:ligatures w14:val="none"/>
               </w:rPr>
@@ -808,17 +1390,17 @@
                 <w:rFonts w:ascii="Montserrat" w:eastAsia="Times New Roman" w:hAnsi="Montserrat" w:cs="Calibri"/>
                 <w:color w:val="000000"/>
                 <w:kern w:val="0"/>
-                <w:sz w:val="16"/>
-                <w:szCs w:val="16"/>
-                <w14:ligatures w14:val="none"/>
-              </w:rPr>
-              <w:t>Analizat laboratorike</w:t>
+                <w:sz w:val="18"/>
+                <w:szCs w:val="16"/>
+                <w14:ligatures w14:val="none"/>
+              </w:rPr>
+              <w:t>Ilaçet e këshilluara nga mjeku</w:t>
             </w:r>
           </w:p>
         </w:tc>
         <w:tc>
           <w:tcPr>
-            <w:tcW w:w="2325" w:type="dxa"/>
+            <w:tcW w:w="6195" w:type="dxa"/>
             <w:vMerge/>
             <w:tcBorders>
               <w:top w:val="nil"/>
@@ -836,7 +1418,7 @@
                 <w:rFonts w:ascii="Montserrat" w:eastAsia="Times New Roman" w:hAnsi="Montserrat" w:cs="Calibri"/>
                 <w:color w:val="000000"/>
                 <w:kern w:val="0"/>
-                <w:sz w:val="16"/>
+                <w:sz w:val="18"/>
                 <w:szCs w:val="16"/>
                 <w14:ligatures w14:val="none"/>
               </w:rPr>
@@ -846,7 +1428,7 @@
       </w:tr>
       <w:tr>
         <w:trPr>
-          <w:trHeight w:val="360"/>
+          <w:trHeight w:val="20"/>
         </w:trPr>
         <w:tc>
           <w:tcPr>
@@ -855,8 +1437,9 @@
               <w:top w:val="nil"/>
               <w:left w:val="single" w:sz="4" w:space="0" w:color="auto"/>
               <w:bottom w:val="single" w:sz="4" w:space="0" w:color="auto"/>
-              <w:right w:val="single" w:sz="4" w:space="0" w:color="auto"/>
-            </w:tcBorders>
+              <w:right w:val="nil"/>
+            </w:tcBorders>
+            <w:shd w:val="clear" w:color="000000" w:fill="E3EBF8"/>
             <w:noWrap/>
             <w:vAlign w:val="center"/>
             <w:hideMark/>
@@ -864,12 +1447,14 @@
           <w:p>
             <w:pPr>
               <w:spacing w:after="0" w:line="240" w:lineRule="auto"/>
-              <w:ind w:firstLineChars="100" w:firstLine="160"/>
-              <w:rPr>
-                <w:rFonts w:ascii="Montserrat" w:eastAsia="Times New Roman" w:hAnsi="Montserrat" w:cs="Calibri"/>
-                <w:color w:val="000000"/>
-                <w:kern w:val="0"/>
-                <w:sz w:val="16"/>
+              <w:ind w:firstLineChars="100" w:firstLine="181"/>
+              <w:rPr>
+                <w:rFonts w:ascii="Montserrat" w:eastAsia="Times New Roman" w:hAnsi="Montserrat" w:cs="Calibri"/>
+                <w:b/>
+                <w:bCs/>
+                <w:color w:val="007EC5"/>
+                <w:kern w:val="0"/>
+                <w:sz w:val="18"/>
                 <w:szCs w:val="16"/>
                 <w14:ligatures w14:val="none"/>
               </w:rPr>
@@ -877,47 +1462,65 @@
             <w:r>
               <w:rPr>
                 <w:rFonts w:ascii="Montserrat" w:eastAsia="Times New Roman" w:hAnsi="Montserrat" w:cs="Calibri"/>
-                <w:color w:val="000000"/>
-                <w:kern w:val="0"/>
-                <w:sz w:val="16"/>
-                <w:szCs w:val="16"/>
-                <w14:ligatures w14:val="none"/>
-              </w:rPr>
-              <w:t>Ilaçet e këshilluara nga mjeku</w:t>
+                <w:b/>
+                <w:bCs/>
+                <w:color w:val="007EC5"/>
+                <w:kern w:val="0"/>
+                <w:sz w:val="18"/>
+                <w:szCs w:val="16"/>
+                <w14:ligatures w14:val="none"/>
+              </w:rPr>
+              <w:t>Trajtime Mjekësore tjera</w:t>
             </w:r>
           </w:p>
         </w:tc>
         <w:tc>
           <w:tcPr>
-            <w:tcW w:w="2325" w:type="dxa"/>
-            <w:vMerge/>
-            <w:tcBorders>
-              <w:top w:val="nil"/>
-              <w:left w:val="single" w:sz="4" w:space="0" w:color="auto"/>
-              <w:bottom w:val="single" w:sz="4" w:space="0" w:color="auto"/>
-              <w:right w:val="single" w:sz="4" w:space="0" w:color="auto"/>
-            </w:tcBorders>
-            <w:vAlign w:val="center"/>
-            <w:hideMark/>
-          </w:tcPr>
-          <w:p>
-            <w:pPr>
-              <w:spacing w:after="0" w:line="240" w:lineRule="auto"/>
-              <w:rPr>
-                <w:rFonts w:ascii="Montserrat" w:eastAsia="Times New Roman" w:hAnsi="Montserrat" w:cs="Calibri"/>
-                <w:color w:val="000000"/>
-                <w:kern w:val="0"/>
-                <w:sz w:val="16"/>
-                <w:szCs w:val="16"/>
-                <w14:ligatures w14:val="none"/>
-              </w:rPr>
-            </w:pPr>
+            <w:tcW w:w="6195" w:type="dxa"/>
+            <w:tcBorders>
+              <w:top w:val="nil"/>
+              <w:left w:val="nil"/>
+              <w:bottom w:val="single" w:sz="4" w:space="0" w:color="auto"/>
+              <w:right w:val="single" w:sz="4" w:space="0" w:color="auto"/>
+            </w:tcBorders>
+            <w:shd w:val="clear" w:color="000000" w:fill="E3EBF8"/>
+            <w:noWrap/>
+            <w:vAlign w:val="center"/>
+            <w:hideMark/>
+          </w:tcPr>
+          <w:p>
+            <w:pPr>
+              <w:spacing w:after="0" w:line="240" w:lineRule="auto"/>
+              <w:rPr>
+                <w:rFonts w:ascii="Montserrat" w:eastAsia="Times New Roman" w:hAnsi="Montserrat" w:cs="Calibri"/>
+                <w:b/>
+                <w:bCs/>
+                <w:color w:val="007EC5"/>
+                <w:kern w:val="0"/>
+                <w:sz w:val="18"/>
+                <w:szCs w:val="16"/>
+                <w14:ligatures w14:val="none"/>
+              </w:rPr>
+            </w:pPr>
+            <w:r>
+              <w:rPr>
+                <w:rFonts w:ascii="Montserrat" w:eastAsia="Times New Roman" w:hAnsi="Montserrat" w:cs="Calibri"/>
+                <w:b/>
+                <w:bCs/>
+                <w:color w:val="007EC5"/>
+                <w:kern w:val="0"/>
+                <w:sz w:val="18"/>
+                <w:szCs w:val="16"/>
+                <w14:ligatures w14:val="none"/>
+              </w:rPr>
+              <w:t> </w:t>
+            </w:r>
           </w:p>
         </w:tc>
       </w:tr>
       <w:tr>
         <w:trPr>
-          <w:trHeight w:val="402"/>
+          <w:trHeight w:val="20"/>
         </w:trPr>
         <w:tc>
           <w:tcPr>
@@ -926,7 +1529,754 @@
               <w:top w:val="nil"/>
               <w:left w:val="single" w:sz="4" w:space="0" w:color="auto"/>
               <w:bottom w:val="single" w:sz="4" w:space="0" w:color="auto"/>
-              <w:right w:val="nil"/>
+              <w:right w:val="single" w:sz="4" w:space="0" w:color="auto"/>
+            </w:tcBorders>
+            <w:noWrap/>
+            <w:vAlign w:val="center"/>
+            <w:hideMark/>
+          </w:tcPr>
+          <w:p>
+            <w:pPr>
+              <w:spacing w:after="0" w:line="240" w:lineRule="auto"/>
+              <w:ind w:firstLineChars="100" w:firstLine="180"/>
+              <w:rPr>
+                <w:rFonts w:ascii="Montserrat" w:eastAsia="Times New Roman" w:hAnsi="Montserrat" w:cs="Calibri"/>
+                <w:color w:val="000000"/>
+                <w:kern w:val="0"/>
+                <w:sz w:val="18"/>
+                <w:szCs w:val="16"/>
+                <w14:ligatures w14:val="none"/>
+              </w:rPr>
+            </w:pPr>
+            <w:r>
+              <w:rPr>
+                <w:rFonts w:ascii="Montserrat" w:eastAsia="Times New Roman" w:hAnsi="Montserrat" w:cs="Calibri"/>
+                <w:color w:val="000000"/>
+                <w:kern w:val="0"/>
+                <w:sz w:val="18"/>
+                <w:szCs w:val="16"/>
+                <w14:ligatures w14:val="none"/>
+              </w:rPr>
+              <w:t>Kujdesi gjatë shtatzanisë dhe lindja</w:t>
+            </w:r>
+          </w:p>
+        </w:tc>
+        <w:tc>
+          <w:tcPr>
+            <w:tcW w:w="6195" w:type="dxa"/>
+            <w:tcBorders>
+              <w:top w:val="nil"/>
+              <w:left w:val="nil"/>
+              <w:bottom w:val="single" w:sz="4" w:space="0" w:color="auto"/>
+              <w:right w:val="single" w:sz="4" w:space="0" w:color="auto"/>
+            </w:tcBorders>
+            <w:noWrap/>
+            <w:vAlign w:val="center"/>
+            <w:hideMark/>
+          </w:tcPr>
+          <w:p>
+            <w:pPr>
+              <w:spacing w:after="0" w:line="240" w:lineRule="auto"/>
+              <w:jc w:val="center"/>
+              <w:rPr>
+                <w:rFonts w:ascii="Montserrat" w:eastAsia="Times New Roman" w:hAnsi="Montserrat" w:cs="Calibri"/>
+                <w:color w:val="000000"/>
+                <w:kern w:val="0"/>
+                <w:sz w:val="18"/>
+                <w:szCs w:val="16"/>
+                <w14:ligatures w14:val="none"/>
+              </w:rPr>
+            </w:pPr>
+            <w:r>
+              <w:rPr>
+                <w:rFonts w:ascii="Montserrat" w:eastAsia="Times New Roman" w:hAnsi="Montserrat" w:cs="Calibri"/>
+                <w:color w:val="000000"/>
+                <w:kern w:val="0"/>
+                <w:sz w:val="18"/>
+                <w:szCs w:val="16"/>
+                <w14:ligatures w14:val="none"/>
+              </w:rPr>
+              <w:t>80% deri në € 1,000</w:t>
+            </w:r>
+          </w:p>
+        </w:tc>
+      </w:tr>
+      <w:tr>
+        <w:trPr>
+          <w:trHeight w:val="20"/>
+        </w:trPr>
+        <w:tc>
+          <w:tcPr>
+            <w:tcW w:w="4420" w:type="dxa"/>
+            <w:tcBorders>
+              <w:top w:val="nil"/>
+              <w:left w:val="single" w:sz="4" w:space="0" w:color="auto"/>
+              <w:bottom w:val="single" w:sz="4" w:space="0" w:color="auto"/>
+              <w:right w:val="single" w:sz="4" w:space="0" w:color="auto"/>
+            </w:tcBorders>
+            <w:noWrap/>
+            <w:vAlign w:val="center"/>
+            <w:hideMark/>
+          </w:tcPr>
+          <w:p>
+            <w:pPr>
+              <w:spacing w:after="0" w:line="240" w:lineRule="auto"/>
+              <w:ind w:firstLineChars="100" w:firstLine="180"/>
+              <w:rPr>
+                <w:rFonts w:ascii="Montserrat" w:eastAsia="Times New Roman" w:hAnsi="Montserrat" w:cs="Calibri"/>
+                <w:color w:val="000000"/>
+                <w:kern w:val="0"/>
+                <w:sz w:val="18"/>
+                <w:szCs w:val="16"/>
+                <w14:ligatures w14:val="none"/>
+              </w:rPr>
+            </w:pPr>
+            <w:r>
+              <w:rPr>
+                <w:rFonts w:ascii="Montserrat" w:eastAsia="Times New Roman" w:hAnsi="Montserrat" w:cs="Calibri"/>
+                <w:color w:val="000000"/>
+                <w:kern w:val="0"/>
+                <w:sz w:val="18"/>
+                <w:szCs w:val="16"/>
+                <w14:ligatures w14:val="none"/>
+              </w:rPr>
+              <w:t>Kujdesi dentar</w:t>
+            </w:r>
+          </w:p>
+        </w:tc>
+        <w:tc>
+          <w:tcPr>
+            <w:tcW w:w="6195" w:type="dxa"/>
+            <w:tcBorders>
+              <w:top w:val="nil"/>
+              <w:left w:val="nil"/>
+              <w:bottom w:val="single" w:sz="4" w:space="0" w:color="auto"/>
+              <w:right w:val="single" w:sz="4" w:space="0" w:color="auto"/>
+            </w:tcBorders>
+            <w:noWrap/>
+            <w:vAlign w:val="center"/>
+            <w:hideMark/>
+          </w:tcPr>
+          <w:p>
+            <w:pPr>
+              <w:spacing w:after="0" w:line="240" w:lineRule="auto"/>
+              <w:jc w:val="center"/>
+              <w:rPr>
+                <w:rFonts w:ascii="Montserrat" w:eastAsia="Times New Roman" w:hAnsi="Montserrat" w:cs="Calibri"/>
+                <w:color w:val="000000"/>
+                <w:kern w:val="0"/>
+                <w:sz w:val="18"/>
+                <w:szCs w:val="16"/>
+                <w14:ligatures w14:val="none"/>
+              </w:rPr>
+            </w:pPr>
+            <w:r>
+              <w:rPr>
+                <w:rFonts w:ascii="Montserrat" w:eastAsia="Times New Roman" w:hAnsi="Montserrat" w:cs="Calibri"/>
+                <w:color w:val="000000"/>
+                <w:kern w:val="0"/>
+                <w:sz w:val="18"/>
+                <w:szCs w:val="16"/>
+                <w14:ligatures w14:val="none"/>
+              </w:rPr>
+              <w:t>80% deri në € 100</w:t>
+            </w:r>
+          </w:p>
+        </w:tc>
+      </w:tr>
+      <w:tr>
+        <w:trPr>
+          <w:trHeight w:val="20"/>
+        </w:trPr>
+        <w:tc>
+          <w:tcPr>
+            <w:tcW w:w="4420" w:type="dxa"/>
+            <w:tcBorders>
+              <w:top w:val="nil"/>
+              <w:left w:val="single" w:sz="4" w:space="0" w:color="auto"/>
+              <w:bottom w:val="single" w:sz="4" w:space="0" w:color="auto"/>
+              <w:right w:val="single" w:sz="4" w:space="0" w:color="auto"/>
+            </w:tcBorders>
+            <w:noWrap/>
+            <w:vAlign w:val="center"/>
+            <w:hideMark/>
+          </w:tcPr>
+          <w:p>
+            <w:pPr>
+              <w:spacing w:after="0" w:line="240" w:lineRule="auto"/>
+              <w:ind w:firstLineChars="100" w:firstLine="180"/>
+              <w:rPr>
+                <w:rFonts w:ascii="Montserrat" w:eastAsia="Times New Roman" w:hAnsi="Montserrat" w:cs="Calibri"/>
+                <w:color w:val="000000"/>
+                <w:kern w:val="0"/>
+                <w:sz w:val="18"/>
+                <w:szCs w:val="16"/>
+                <w14:ligatures w14:val="none"/>
+              </w:rPr>
+            </w:pPr>
+            <w:r>
+              <w:rPr>
+                <w:rFonts w:ascii="Montserrat" w:eastAsia="Times New Roman" w:hAnsi="Montserrat" w:cs="Calibri"/>
+                <w:color w:val="000000"/>
+                <w:kern w:val="0"/>
+                <w:sz w:val="18"/>
+                <w:szCs w:val="16"/>
+                <w14:ligatures w14:val="none"/>
+              </w:rPr>
+              <w:t>Kujdesi optik</w:t>
+            </w:r>
+          </w:p>
+        </w:tc>
+        <w:tc>
+          <w:tcPr>
+            <w:tcW w:w="6195" w:type="dxa"/>
+            <w:tcBorders>
+              <w:top w:val="nil"/>
+              <w:left w:val="nil"/>
+              <w:bottom w:val="single" w:sz="4" w:space="0" w:color="auto"/>
+              <w:right w:val="single" w:sz="4" w:space="0" w:color="auto"/>
+            </w:tcBorders>
+            <w:noWrap/>
+            <w:vAlign w:val="center"/>
+            <w:hideMark/>
+          </w:tcPr>
+          <w:p>
+            <w:pPr>
+              <w:spacing w:after="0" w:line="240" w:lineRule="auto"/>
+              <w:jc w:val="center"/>
+              <w:rPr>
+                <w:rFonts w:ascii="Montserrat" w:eastAsia="Times New Roman" w:hAnsi="Montserrat" w:cs="Calibri"/>
+                <w:color w:val="000000"/>
+                <w:kern w:val="0"/>
+                <w:sz w:val="18"/>
+                <w:szCs w:val="16"/>
+                <w14:ligatures w14:val="none"/>
+              </w:rPr>
+            </w:pPr>
+            <w:r>
+              <w:rPr>
+                <w:rFonts w:ascii="Montserrat" w:eastAsia="Times New Roman" w:hAnsi="Montserrat" w:cs="Calibri"/>
+                <w:color w:val="000000"/>
+                <w:kern w:val="0"/>
+                <w:sz w:val="18"/>
+                <w:szCs w:val="16"/>
+                <w14:ligatures w14:val="none"/>
+              </w:rPr>
+              <w:t>80% deri në € 70</w:t>
+            </w:r>
+          </w:p>
+        </w:tc>
+      </w:tr>
+      <w:tr>
+        <w:trPr>
+          <w:trHeight w:val="20"/>
+        </w:trPr>
+        <w:tc>
+          <w:tcPr>
+            <w:tcW w:w="4420" w:type="dxa"/>
+            <w:tcBorders>
+              <w:top w:val="nil"/>
+              <w:left w:val="single" w:sz="4" w:space="0" w:color="auto"/>
+              <w:bottom w:val="single" w:sz="4" w:space="0" w:color="auto"/>
+              <w:right w:val="single" w:sz="4" w:space="0" w:color="auto"/>
+            </w:tcBorders>
+            <w:noWrap/>
+            <w:vAlign w:val="center"/>
+            <w:hideMark/>
+          </w:tcPr>
+          <w:p>
+            <w:pPr>
+              <w:spacing w:after="0" w:line="240" w:lineRule="auto"/>
+              <w:ind w:firstLineChars="100" w:firstLine="180"/>
+              <w:rPr>
+                <w:rFonts w:ascii="Montserrat" w:eastAsia="Times New Roman" w:hAnsi="Montserrat" w:cs="Calibri"/>
+                <w:color w:val="000000"/>
+                <w:kern w:val="0"/>
+                <w:sz w:val="18"/>
+                <w:szCs w:val="16"/>
+                <w14:ligatures w14:val="none"/>
+              </w:rPr>
+            </w:pPr>
+            <w:r>
+              <w:rPr>
+                <w:rFonts w:ascii="Montserrat" w:eastAsia="Times New Roman" w:hAnsi="Montserrat" w:cs="Calibri"/>
+                <w:color w:val="000000"/>
+                <w:kern w:val="0"/>
+                <w:sz w:val="18"/>
+                <w:szCs w:val="16"/>
+                <w14:ligatures w14:val="none"/>
+              </w:rPr>
+              <w:t>Kujdesi për dëgjim</w:t>
+            </w:r>
+          </w:p>
+        </w:tc>
+        <w:tc>
+          <w:tcPr>
+            <w:tcW w:w="6195" w:type="dxa"/>
+            <w:tcBorders>
+              <w:top w:val="nil"/>
+              <w:left w:val="nil"/>
+              <w:bottom w:val="single" w:sz="4" w:space="0" w:color="auto"/>
+              <w:right w:val="single" w:sz="4" w:space="0" w:color="auto"/>
+            </w:tcBorders>
+            <w:noWrap/>
+            <w:vAlign w:val="center"/>
+            <w:hideMark/>
+          </w:tcPr>
+          <w:p>
+            <w:pPr>
+              <w:spacing w:after="0" w:line="240" w:lineRule="auto"/>
+              <w:jc w:val="center"/>
+              <w:rPr>
+                <w:rFonts w:ascii="Montserrat" w:eastAsia="Times New Roman" w:hAnsi="Montserrat" w:cs="Calibri"/>
+                <w:color w:val="000000"/>
+                <w:kern w:val="0"/>
+                <w:sz w:val="18"/>
+                <w:szCs w:val="16"/>
+                <w14:ligatures w14:val="none"/>
+              </w:rPr>
+            </w:pPr>
+            <w:r>
+              <w:rPr>
+                <w:rFonts w:ascii="Montserrat" w:eastAsia="Times New Roman" w:hAnsi="Montserrat" w:cs="Calibri"/>
+                <w:color w:val="000000"/>
+                <w:kern w:val="0"/>
+                <w:sz w:val="18"/>
+                <w:szCs w:val="16"/>
+                <w14:ligatures w14:val="none"/>
+              </w:rPr>
+              <w:t>80% deri në € 100</w:t>
+            </w:r>
+          </w:p>
+        </w:tc>
+      </w:tr>
+      <w:tr>
+        <w:trPr>
+          <w:trHeight w:val="20"/>
+        </w:trPr>
+        <w:tc>
+          <w:tcPr>
+            <w:tcW w:w="4420" w:type="dxa"/>
+            <w:tcBorders>
+              <w:top w:val="nil"/>
+              <w:left w:val="single" w:sz="4" w:space="0" w:color="auto"/>
+              <w:bottom w:val="single" w:sz="4" w:space="0" w:color="auto"/>
+              <w:right w:val="single" w:sz="4" w:space="0" w:color="auto"/>
+            </w:tcBorders>
+            <w:noWrap/>
+            <w:vAlign w:val="center"/>
+            <w:hideMark/>
+          </w:tcPr>
+          <w:p>
+            <w:pPr>
+              <w:spacing w:after="0" w:line="240" w:lineRule="auto"/>
+              <w:ind w:firstLineChars="100" w:firstLine="180"/>
+              <w:rPr>
+                <w:rFonts w:ascii="Montserrat" w:eastAsia="Times New Roman" w:hAnsi="Montserrat" w:cs="Calibri"/>
+                <w:color w:val="000000"/>
+                <w:kern w:val="0"/>
+                <w:sz w:val="18"/>
+                <w:szCs w:val="16"/>
+                <w14:ligatures w14:val="none"/>
+              </w:rPr>
+            </w:pPr>
+            <w:r>
+              <w:rPr>
+                <w:rFonts w:ascii="Montserrat" w:eastAsia="Times New Roman" w:hAnsi="Montserrat" w:cs="Calibri"/>
+                <w:color w:val="000000"/>
+                <w:kern w:val="0"/>
+                <w:sz w:val="18"/>
+                <w:szCs w:val="16"/>
+                <w14:ligatures w14:val="none"/>
+              </w:rPr>
+              <w:t>Kujdesi psikiatrik</w:t>
+            </w:r>
+          </w:p>
+        </w:tc>
+        <w:tc>
+          <w:tcPr>
+            <w:tcW w:w="6195" w:type="dxa"/>
+            <w:tcBorders>
+              <w:top w:val="nil"/>
+              <w:left w:val="nil"/>
+              <w:bottom w:val="single" w:sz="4" w:space="0" w:color="auto"/>
+              <w:right w:val="single" w:sz="4" w:space="0" w:color="auto"/>
+            </w:tcBorders>
+            <w:noWrap/>
+            <w:vAlign w:val="center"/>
+            <w:hideMark/>
+          </w:tcPr>
+          <w:p>
+            <w:pPr>
+              <w:spacing w:after="0" w:line="240" w:lineRule="auto"/>
+              <w:jc w:val="center"/>
+              <w:rPr>
+                <w:rFonts w:ascii="Montserrat" w:eastAsia="Times New Roman" w:hAnsi="Montserrat" w:cs="Calibri"/>
+                <w:color w:val="000000"/>
+                <w:kern w:val="0"/>
+                <w:sz w:val="18"/>
+                <w:szCs w:val="16"/>
+                <w14:ligatures w14:val="none"/>
+              </w:rPr>
+            </w:pPr>
+            <w:r>
+              <w:rPr>
+                <w:rFonts w:ascii="Montserrat" w:eastAsia="Times New Roman" w:hAnsi="Montserrat" w:cs="Calibri"/>
+                <w:color w:val="000000"/>
+                <w:kern w:val="0"/>
+                <w:sz w:val="18"/>
+                <w:szCs w:val="16"/>
+                <w14:ligatures w14:val="none"/>
+              </w:rPr>
+              <w:t>80% deri në € 100</w:t>
+            </w:r>
+          </w:p>
+        </w:tc>
+      </w:tr>
+      <w:tr>
+        <w:trPr>
+          <w:trHeight w:val="20"/>
+        </w:trPr>
+        <w:tc>
+          <w:tcPr>
+            <w:tcW w:w="4420" w:type="dxa"/>
+            <w:tcBorders>
+              <w:top w:val="nil"/>
+              <w:left w:val="single" w:sz="4" w:space="0" w:color="auto"/>
+              <w:bottom w:val="single" w:sz="4" w:space="0" w:color="auto"/>
+              <w:right w:val="single" w:sz="4" w:space="0" w:color="auto"/>
+            </w:tcBorders>
+            <w:noWrap/>
+            <w:vAlign w:val="center"/>
+            <w:hideMark/>
+          </w:tcPr>
+          <w:p>
+            <w:pPr>
+              <w:spacing w:after="0" w:line="240" w:lineRule="auto"/>
+              <w:ind w:firstLineChars="100" w:firstLine="180"/>
+              <w:rPr>
+                <w:rFonts w:ascii="Montserrat" w:eastAsia="Times New Roman" w:hAnsi="Montserrat" w:cs="Calibri"/>
+                <w:color w:val="000000"/>
+                <w:kern w:val="0"/>
+                <w:sz w:val="18"/>
+                <w:szCs w:val="16"/>
+                <w14:ligatures w14:val="none"/>
+              </w:rPr>
+            </w:pPr>
+            <w:r>
+              <w:rPr>
+                <w:rFonts w:ascii="Montserrat" w:eastAsia="Times New Roman" w:hAnsi="Montserrat" w:cs="Calibri"/>
+                <w:color w:val="000000"/>
+                <w:kern w:val="0"/>
+                <w:sz w:val="18"/>
+                <w:szCs w:val="16"/>
+                <w14:ligatures w14:val="none"/>
+              </w:rPr>
+              <w:t>Fizioterapia</w:t>
+            </w:r>
+          </w:p>
+        </w:tc>
+        <w:tc>
+          <w:tcPr>
+            <w:tcW w:w="6195" w:type="dxa"/>
+            <w:tcBorders>
+              <w:top w:val="nil"/>
+              <w:left w:val="nil"/>
+              <w:bottom w:val="single" w:sz="4" w:space="0" w:color="auto"/>
+              <w:right w:val="single" w:sz="4" w:space="0" w:color="auto"/>
+            </w:tcBorders>
+            <w:noWrap/>
+            <w:vAlign w:val="center"/>
+            <w:hideMark/>
+          </w:tcPr>
+          <w:p>
+            <w:pPr>
+              <w:spacing w:after="0" w:line="240" w:lineRule="auto"/>
+              <w:jc w:val="center"/>
+              <w:rPr>
+                <w:rFonts w:ascii="Montserrat" w:eastAsia="Times New Roman" w:hAnsi="Montserrat" w:cs="Calibri"/>
+                <w:color w:val="000000"/>
+                <w:kern w:val="0"/>
+                <w:sz w:val="18"/>
+                <w:szCs w:val="16"/>
+                <w14:ligatures w14:val="none"/>
+              </w:rPr>
+            </w:pPr>
+            <w:r>
+              <w:rPr>
+                <w:rFonts w:ascii="Montserrat" w:eastAsia="Times New Roman" w:hAnsi="Montserrat" w:cs="Calibri"/>
+                <w:color w:val="000000"/>
+                <w:kern w:val="0"/>
+                <w:sz w:val="18"/>
+                <w:szCs w:val="16"/>
+                <w14:ligatures w14:val="none"/>
+              </w:rPr>
+              <w:t>80% deri në € 70</w:t>
+            </w:r>
+          </w:p>
+        </w:tc>
+      </w:tr>
+      <w:tr>
+        <w:trPr>
+          <w:trHeight w:val="20"/>
+        </w:trPr>
+        <w:tc>
+          <w:tcPr>
+            <w:tcW w:w="4420" w:type="dxa"/>
+            <w:tcBorders>
+              <w:top w:val="nil"/>
+              <w:left w:val="single" w:sz="4" w:space="0" w:color="auto"/>
+              <w:bottom w:val="single" w:sz="4" w:space="0" w:color="auto"/>
+              <w:right w:val="single" w:sz="4" w:space="0" w:color="auto"/>
+            </w:tcBorders>
+            <w:noWrap/>
+            <w:vAlign w:val="center"/>
+            <w:hideMark/>
+          </w:tcPr>
+          <w:p>
+            <w:pPr>
+              <w:spacing w:after="0" w:line="240" w:lineRule="auto"/>
+              <w:ind w:firstLineChars="100" w:firstLine="180"/>
+              <w:rPr>
+                <w:rFonts w:ascii="Montserrat" w:eastAsia="Times New Roman" w:hAnsi="Montserrat" w:cs="Calibri"/>
+                <w:color w:val="000000"/>
+                <w:kern w:val="0"/>
+                <w:sz w:val="18"/>
+                <w:szCs w:val="16"/>
+                <w14:ligatures w14:val="none"/>
+              </w:rPr>
+            </w:pPr>
+            <w:r>
+              <w:rPr>
+                <w:rFonts w:ascii="Montserrat" w:eastAsia="Times New Roman" w:hAnsi="Montserrat" w:cs="Calibri"/>
+                <w:color w:val="000000"/>
+                <w:kern w:val="0"/>
+                <w:sz w:val="18"/>
+                <w:szCs w:val="16"/>
+                <w14:ligatures w14:val="none"/>
+              </w:rPr>
+              <w:t>Autoambulanca brenda dhe jashtë Kosovës</w:t>
+            </w:r>
+          </w:p>
+        </w:tc>
+        <w:tc>
+          <w:tcPr>
+            <w:tcW w:w="6195" w:type="dxa"/>
+            <w:tcBorders>
+              <w:top w:val="nil"/>
+              <w:left w:val="nil"/>
+              <w:bottom w:val="single" w:sz="4" w:space="0" w:color="auto"/>
+              <w:right w:val="single" w:sz="4" w:space="0" w:color="auto"/>
+            </w:tcBorders>
+            <w:noWrap/>
+            <w:vAlign w:val="center"/>
+            <w:hideMark/>
+          </w:tcPr>
+          <w:p>
+            <w:pPr>
+              <w:spacing w:after="0" w:line="240" w:lineRule="auto"/>
+              <w:jc w:val="center"/>
+              <w:rPr>
+                <w:rFonts w:ascii="Montserrat" w:eastAsia="Times New Roman" w:hAnsi="Montserrat" w:cs="Calibri"/>
+                <w:color w:val="000000"/>
+                <w:kern w:val="0"/>
+                <w:sz w:val="18"/>
+                <w:szCs w:val="16"/>
+                <w14:ligatures w14:val="none"/>
+              </w:rPr>
+            </w:pPr>
+            <w:r>
+              <w:rPr>
+                <w:rFonts w:ascii="Montserrat" w:eastAsia="Times New Roman" w:hAnsi="Montserrat" w:cs="Calibri"/>
+                <w:color w:val="000000"/>
+                <w:kern w:val="0"/>
+                <w:sz w:val="18"/>
+                <w:szCs w:val="16"/>
+                <w14:ligatures w14:val="none"/>
+              </w:rPr>
+              <w:t>100% deri në € 150</w:t>
+            </w:r>
+          </w:p>
+        </w:tc>
+      </w:tr>
+      <w:tr>
+        <w:trPr>
+          <w:trHeight w:val="20"/>
+        </w:trPr>
+        <w:tc>
+          <w:tcPr>
+            <w:tcW w:w="4420" w:type="dxa"/>
+            <w:tcBorders>
+              <w:top w:val="nil"/>
+              <w:left w:val="single" w:sz="4" w:space="0" w:color="auto"/>
+              <w:bottom w:val="single" w:sz="4" w:space="0" w:color="auto"/>
+              <w:right w:val="single" w:sz="4" w:space="0" w:color="auto"/>
+            </w:tcBorders>
+            <w:noWrap/>
+            <w:vAlign w:val="center"/>
+            <w:hideMark/>
+          </w:tcPr>
+          <w:p>
+            <w:pPr>
+              <w:spacing w:after="0" w:line="240" w:lineRule="auto"/>
+              <w:ind w:firstLineChars="100" w:firstLine="180"/>
+              <w:rPr>
+                <w:rFonts w:ascii="Montserrat" w:eastAsia="Times New Roman" w:hAnsi="Montserrat" w:cs="Calibri"/>
+                <w:color w:val="000000"/>
+                <w:kern w:val="0"/>
+                <w:sz w:val="18"/>
+                <w:szCs w:val="16"/>
+                <w14:ligatures w14:val="none"/>
+              </w:rPr>
+            </w:pPr>
+            <w:r>
+              <w:rPr>
+                <w:rFonts w:ascii="Montserrat" w:eastAsia="Times New Roman" w:hAnsi="Montserrat" w:cs="Calibri"/>
+                <w:color w:val="000000"/>
+                <w:kern w:val="0"/>
+                <w:sz w:val="18"/>
+                <w:szCs w:val="16"/>
+                <w14:ligatures w14:val="none"/>
+              </w:rPr>
+              <w:t>Shpenzimet e mjekimit si pasojë e aksidentit</w:t>
+            </w:r>
+          </w:p>
+        </w:tc>
+        <w:tc>
+          <w:tcPr>
+            <w:tcW w:w="6195" w:type="dxa"/>
+            <w:tcBorders>
+              <w:top w:val="nil"/>
+              <w:left w:val="nil"/>
+              <w:bottom w:val="single" w:sz="4" w:space="0" w:color="auto"/>
+              <w:right w:val="single" w:sz="4" w:space="0" w:color="auto"/>
+            </w:tcBorders>
+            <w:noWrap/>
+            <w:vAlign w:val="center"/>
+            <w:hideMark/>
+          </w:tcPr>
+          <w:p>
+            <w:pPr>
+              <w:spacing w:after="0" w:line="240" w:lineRule="auto"/>
+              <w:jc w:val="center"/>
+              <w:rPr>
+                <w:rFonts w:ascii="Montserrat" w:eastAsia="Times New Roman" w:hAnsi="Montserrat" w:cs="Calibri"/>
+                <w:color w:val="000000"/>
+                <w:kern w:val="0"/>
+                <w:sz w:val="18"/>
+                <w:szCs w:val="16"/>
+                <w14:ligatures w14:val="none"/>
+              </w:rPr>
+            </w:pPr>
+            <w:r>
+              <w:rPr>
+                <w:rFonts w:ascii="Montserrat" w:eastAsia="Times New Roman" w:hAnsi="Montserrat" w:cs="Calibri"/>
+                <w:color w:val="000000"/>
+                <w:kern w:val="0"/>
+                <w:sz w:val="18"/>
+                <w:szCs w:val="16"/>
+                <w14:ligatures w14:val="none"/>
+              </w:rPr>
+              <w:t>100% deri në € 15.000</w:t>
+            </w:r>
+          </w:p>
+        </w:tc>
+      </w:tr>
+      <w:tr>
+        <w:trPr>
+          <w:trHeight w:val="20"/>
+        </w:trPr>
+        <w:tc>
+          <w:tcPr>
+            <w:tcW w:w="4420" w:type="dxa"/>
+            <w:tcBorders>
+              <w:top w:val="nil"/>
+              <w:left w:val="single" w:sz="4" w:space="0" w:color="auto"/>
+              <w:bottom w:val="single" w:sz="4" w:space="0" w:color="auto"/>
+              <w:right w:val="single" w:sz="4" w:space="0" w:color="auto"/>
+            </w:tcBorders>
+            <w:noWrap/>
+            <w:vAlign w:val="center"/>
+            <w:hideMark/>
+          </w:tcPr>
+          <w:p>
+            <w:pPr>
+              <w:spacing w:after="0" w:line="240" w:lineRule="auto"/>
+              <w:ind w:firstLineChars="100" w:firstLine="180"/>
+              <w:rPr>
+                <w:rFonts w:ascii="Montserrat" w:eastAsia="Times New Roman" w:hAnsi="Montserrat" w:cs="Calibri"/>
+                <w:color w:val="000000"/>
+                <w:kern w:val="0"/>
+                <w:sz w:val="18"/>
+                <w:szCs w:val="16"/>
+                <w14:ligatures w14:val="none"/>
+              </w:rPr>
+            </w:pPr>
+            <w:r>
+              <w:rPr>
+                <w:rFonts w:ascii="Montserrat" w:eastAsia="Times New Roman" w:hAnsi="Montserrat" w:cs="Calibri"/>
+                <w:color w:val="000000"/>
+                <w:kern w:val="0"/>
+                <w:sz w:val="18"/>
+                <w:szCs w:val="16"/>
+                <w14:ligatures w14:val="none"/>
+              </w:rPr>
+              <w:t>Trajtimet onkologjike</w:t>
+            </w:r>
+          </w:p>
+        </w:tc>
+        <w:tc>
+          <w:tcPr>
+            <w:tcW w:w="6195" w:type="dxa"/>
+            <w:tcBorders>
+              <w:top w:val="nil"/>
+              <w:left w:val="nil"/>
+              <w:bottom w:val="single" w:sz="4" w:space="0" w:color="auto"/>
+              <w:right w:val="single" w:sz="4" w:space="0" w:color="auto"/>
+            </w:tcBorders>
+            <w:noWrap/>
+            <w:vAlign w:val="center"/>
+            <w:hideMark/>
+          </w:tcPr>
+          <w:p>
+            <w:pPr>
+              <w:spacing w:after="0" w:line="240" w:lineRule="auto"/>
+              <w:jc w:val="center"/>
+              <w:rPr>
+                <w:rFonts w:ascii="Montserrat" w:eastAsia="Times New Roman" w:hAnsi="Montserrat" w:cs="Calibri"/>
+                <w:color w:val="000000"/>
+                <w:kern w:val="0"/>
+                <w:sz w:val="18"/>
+                <w:szCs w:val="16"/>
+                <w14:ligatures w14:val="none"/>
+              </w:rPr>
+            </w:pPr>
+            <w:r>
+              <w:rPr>
+                <w:rFonts w:ascii="Montserrat" w:eastAsia="Times New Roman" w:hAnsi="Montserrat" w:cs="Calibri"/>
+                <w:color w:val="000000"/>
+                <w:kern w:val="0"/>
+                <w:sz w:val="18"/>
+                <w:szCs w:val="16"/>
+                <w14:ligatures w14:val="none"/>
+              </w:rPr>
+              <w:t>100% deri në € 15.000</w:t>
+            </w:r>
+          </w:p>
+        </w:tc>
+      </w:tr>
+      <w:tr>
+        <w:trPr>
+          <w:trHeight w:val="20"/>
+        </w:trPr>
+        <w:tc>
+          <w:tcPr>
+            <w:tcW w:w="4420" w:type="dxa"/>
+            <w:tcBorders>
+              <w:top w:val="nil"/>
+              <w:left w:val="single" w:sz="4" w:space="0" w:color="auto"/>
+              <w:bottom w:val="single" w:sz="4" w:space="0" w:color="auto"/>
+              <w:right w:val="single" w:sz="4" w:space="0" w:color="auto"/>
             </w:tcBorders>
             <w:shd w:val="clear" w:color="000000" w:fill="E3EBF8"/>
             <w:noWrap/>
@@ -936,14 +2286,14 @@
           <w:p>
             <w:pPr>
               <w:spacing w:after="0" w:line="240" w:lineRule="auto"/>
-              <w:ind w:firstLineChars="100" w:firstLine="161"/>
+              <w:ind w:firstLineChars="100" w:firstLine="181"/>
               <w:rPr>
                 <w:rFonts w:ascii="Montserrat" w:eastAsia="Times New Roman" w:hAnsi="Montserrat" w:cs="Calibri"/>
                 <w:b/>
                 <w:bCs/>
                 <w:color w:val="007EC5"/>
                 <w:kern w:val="0"/>
-                <w:sz w:val="16"/>
+                <w:sz w:val="18"/>
                 <w:szCs w:val="16"/>
                 <w14:ligatures w14:val="none"/>
               </w:rPr>
@@ -955,17 +2305,17 @@
                 <w:bCs/>
                 <w:color w:val="007EC5"/>
                 <w:kern w:val="0"/>
-                <w:sz w:val="16"/>
-                <w:szCs w:val="16"/>
-                <w14:ligatures w14:val="none"/>
-              </w:rPr>
-              <w:t>Trajtimet Mjekësore Ambulantore</w:t>
+                <w:sz w:val="18"/>
+                <w:szCs w:val="16"/>
+                <w14:ligatures w14:val="none"/>
+              </w:rPr>
+              <w:t xml:space="preserve">Primet mujore </w:t>
             </w:r>
           </w:p>
         </w:tc>
         <w:tc>
           <w:tcPr>
-            <w:tcW w:w="2325" w:type="dxa"/>
+            <w:tcW w:w="6195" w:type="dxa"/>
             <w:tcBorders>
               <w:top w:val="nil"/>
               <w:left w:val="nil"/>
@@ -980,13 +2330,14 @@
           <w:p>
             <w:pPr>
               <w:spacing w:after="0" w:line="240" w:lineRule="auto"/>
+              <w:jc w:val="center"/>
               <w:rPr>
                 <w:rFonts w:ascii="Montserrat" w:eastAsia="Times New Roman" w:hAnsi="Montserrat" w:cs="Calibri"/>
                 <w:b/>
                 <w:bCs/>
                 <w:color w:val="007EC5"/>
                 <w:kern w:val="0"/>
-                <w:sz w:val="16"/>
+                <w:sz w:val="18"/>
                 <w:szCs w:val="16"/>
                 <w14:ligatures w14:val="none"/>
               </w:rPr>
@@ -998,18 +2349,18 @@
                 <w:bCs/>
                 <w:color w:val="007EC5"/>
                 <w:kern w:val="0"/>
-                <w:sz w:val="16"/>
-                <w:szCs w:val="16"/>
-                <w14:ligatures w14:val="none"/>
-              </w:rPr>
-              <w:t> </w:t>
+                <w:sz w:val="18"/>
+                <w:szCs w:val="16"/>
+                <w14:ligatures w14:val="none"/>
+              </w:rPr>
+              <w:t>Standard Plus</w:t>
             </w:r>
           </w:p>
         </w:tc>
       </w:tr>
       <w:tr>
         <w:trPr>
-          <w:trHeight w:val="360"/>
+          <w:trHeight w:val="20"/>
         </w:trPr>
         <w:tc>
           <w:tcPr>
@@ -1027,12 +2378,12 @@
           <w:p>
             <w:pPr>
               <w:spacing w:after="0" w:line="240" w:lineRule="auto"/>
-              <w:ind w:firstLineChars="100" w:firstLine="160"/>
-              <w:rPr>
-                <w:rFonts w:ascii="Montserrat" w:eastAsia="Times New Roman" w:hAnsi="Montserrat" w:cs="Calibri"/>
-                <w:color w:val="000000"/>
-                <w:kern w:val="0"/>
-                <w:sz w:val="16"/>
+              <w:ind w:firstLineChars="100" w:firstLine="180"/>
+              <w:rPr>
+                <w:rFonts w:ascii="Montserrat" w:eastAsia="Times New Roman" w:hAnsi="Montserrat" w:cs="Calibri"/>
+                <w:color w:val="000000"/>
+                <w:kern w:val="0"/>
+                <w:sz w:val="18"/>
                 <w:szCs w:val="16"/>
                 <w14:ligatures w14:val="none"/>
               </w:rPr>
@@ -1042,21 +2393,20 @@
                 <w:rFonts w:ascii="Montserrat" w:eastAsia="Times New Roman" w:hAnsi="Montserrat" w:cs="Calibri"/>
                 <w:color w:val="000000"/>
                 <w:kern w:val="0"/>
-                <w:sz w:val="16"/>
-                <w:szCs w:val="16"/>
-                <w14:ligatures w14:val="none"/>
-              </w:rPr>
-              <w:t>Shpenzimet për mjekun e përgjithshëm</w:t>
+                <w:sz w:val="18"/>
+                <w:szCs w:val="16"/>
+                <w14:ligatures w14:val="none"/>
+              </w:rPr>
+              <w:t>Primi mujor për persona mbi 18 vjeq</w:t>
             </w:r>
           </w:p>
         </w:tc>
         <w:tc>
           <w:tcPr>
-            <w:tcW w:w="2325" w:type="dxa"/>
-            <w:vMerge w:val="restart"/>
-            <w:tcBorders>
-              <w:top w:val="nil"/>
-              <w:left w:val="single" w:sz="4" w:space="0" w:color="auto"/>
+            <w:tcW w:w="6195" w:type="dxa"/>
+            <w:tcBorders>
+              <w:top w:val="nil"/>
+              <w:left w:val="nil"/>
               <w:bottom w:val="single" w:sz="4" w:space="0" w:color="auto"/>
               <w:right w:val="single" w:sz="4" w:space="0" w:color="auto"/>
             </w:tcBorders>
@@ -1072,7 +2422,7 @@
                 <w:rFonts w:ascii="Montserrat" w:eastAsia="Times New Roman" w:hAnsi="Montserrat" w:cs="Calibri"/>
                 <w:color w:val="000000"/>
                 <w:kern w:val="0"/>
-                <w:sz w:val="16"/>
+                <w:sz w:val="18"/>
                 <w:szCs w:val="16"/>
                 <w14:ligatures w14:val="none"/>
               </w:rPr>
@@ -1082,18 +2432,18 @@
                 <w:rFonts w:ascii="Montserrat" w:eastAsia="Times New Roman" w:hAnsi="Montserrat" w:cs="Calibri"/>
                 <w:color w:val="000000"/>
                 <w:kern w:val="0"/>
-                <w:sz w:val="16"/>
-                <w:szCs w:val="16"/>
-                <w14:ligatures w14:val="none"/>
-              </w:rPr>
-              <w:t xml:space="preserve">80% </w:t>
+                <w:sz w:val="18"/>
+                <w:szCs w:val="16"/>
+                <w14:ligatures w14:val="none"/>
+              </w:rPr>
+              <w:t>€ 30,00</w:t>
             </w:r>
           </w:p>
         </w:tc>
       </w:tr>
       <w:tr>
         <w:trPr>
-          <w:trHeight w:val="360"/>
+          <w:trHeight w:val="20"/>
         </w:trPr>
         <w:tc>
           <w:tcPr>
@@ -1111,12 +2461,12 @@
           <w:p>
             <w:pPr>
               <w:spacing w:after="0" w:line="240" w:lineRule="auto"/>
-              <w:ind w:firstLineChars="100" w:firstLine="160"/>
-              <w:rPr>
-                <w:rFonts w:ascii="Montserrat" w:eastAsia="Times New Roman" w:hAnsi="Montserrat" w:cs="Calibri"/>
-                <w:color w:val="000000"/>
-                <w:kern w:val="0"/>
-                <w:sz w:val="16"/>
+              <w:ind w:firstLineChars="100" w:firstLine="180"/>
+              <w:rPr>
+                <w:rFonts w:ascii="Montserrat" w:eastAsia="Times New Roman" w:hAnsi="Montserrat" w:cs="Calibri"/>
+                <w:color w:val="000000"/>
+                <w:kern w:val="0"/>
+                <w:sz w:val="18"/>
                 <w:szCs w:val="16"/>
                 <w14:ligatures w14:val="none"/>
               </w:rPr>
@@ -1126,1420 +2476,7 @@
                 <w:rFonts w:ascii="Montserrat" w:eastAsia="Times New Roman" w:hAnsi="Montserrat" w:cs="Calibri"/>
                 <w:color w:val="000000"/>
                 <w:kern w:val="0"/>
-                <w:sz w:val="16"/>
-                <w:szCs w:val="16"/>
-                <w14:ligatures w14:val="none"/>
-              </w:rPr>
-              <w:t>Shpenzimet për mjekun specialist</w:t>
-            </w:r>
-          </w:p>
-        </w:tc>
-        <w:tc>
-          <w:tcPr>
-            <w:tcW w:w="2325" w:type="dxa"/>
-            <w:vMerge/>
-            <w:tcBorders>
-              <w:top w:val="nil"/>
-              <w:left w:val="single" w:sz="4" w:space="0" w:color="auto"/>
-              <w:bottom w:val="single" w:sz="4" w:space="0" w:color="auto"/>
-              <w:right w:val="single" w:sz="4" w:space="0" w:color="auto"/>
-            </w:tcBorders>
-            <w:vAlign w:val="center"/>
-            <w:hideMark/>
-          </w:tcPr>
-          <w:p>
-            <w:pPr>
-              <w:spacing w:after="0" w:line="240" w:lineRule="auto"/>
-              <w:rPr>
-                <w:rFonts w:ascii="Montserrat" w:eastAsia="Times New Roman" w:hAnsi="Montserrat" w:cs="Calibri"/>
-                <w:color w:val="000000"/>
-                <w:kern w:val="0"/>
-                <w:sz w:val="16"/>
-                <w:szCs w:val="16"/>
-                <w14:ligatures w14:val="none"/>
-              </w:rPr>
-            </w:pPr>
-          </w:p>
-        </w:tc>
-      </w:tr>
-      <w:tr>
-        <w:trPr>
-          <w:trHeight w:val="360"/>
-        </w:trPr>
-        <w:tc>
-          <w:tcPr>
-            <w:tcW w:w="4420" w:type="dxa"/>
-            <w:tcBorders>
-              <w:top w:val="nil"/>
-              <w:left w:val="single" w:sz="4" w:space="0" w:color="auto"/>
-              <w:bottom w:val="single" w:sz="4" w:space="0" w:color="auto"/>
-              <w:right w:val="single" w:sz="4" w:space="0" w:color="auto"/>
-            </w:tcBorders>
-            <w:noWrap/>
-            <w:vAlign w:val="center"/>
-            <w:hideMark/>
-          </w:tcPr>
-          <w:p>
-            <w:pPr>
-              <w:spacing w:after="0" w:line="240" w:lineRule="auto"/>
-              <w:ind w:firstLineChars="100" w:firstLine="160"/>
-              <w:rPr>
-                <w:rFonts w:ascii="Montserrat" w:eastAsia="Times New Roman" w:hAnsi="Montserrat" w:cs="Calibri"/>
-                <w:color w:val="000000"/>
-                <w:kern w:val="0"/>
-                <w:sz w:val="16"/>
-                <w:szCs w:val="16"/>
-                <w14:ligatures w14:val="none"/>
-              </w:rPr>
-            </w:pPr>
-            <w:r>
-              <w:rPr>
-                <w:rFonts w:ascii="Montserrat" w:eastAsia="Times New Roman" w:hAnsi="Montserrat" w:cs="Calibri"/>
-                <w:color w:val="000000"/>
-                <w:kern w:val="0"/>
-                <w:sz w:val="16"/>
-                <w:szCs w:val="16"/>
-                <w14:ligatures w14:val="none"/>
-              </w:rPr>
-              <w:t>Kirurgjia ditore</w:t>
-            </w:r>
-          </w:p>
-        </w:tc>
-        <w:tc>
-          <w:tcPr>
-            <w:tcW w:w="2325" w:type="dxa"/>
-            <w:vMerge/>
-            <w:tcBorders>
-              <w:top w:val="nil"/>
-              <w:left w:val="single" w:sz="4" w:space="0" w:color="auto"/>
-              <w:bottom w:val="single" w:sz="4" w:space="0" w:color="auto"/>
-              <w:right w:val="single" w:sz="4" w:space="0" w:color="auto"/>
-            </w:tcBorders>
-            <w:vAlign w:val="center"/>
-            <w:hideMark/>
-          </w:tcPr>
-          <w:p>
-            <w:pPr>
-              <w:spacing w:after="0" w:line="240" w:lineRule="auto"/>
-              <w:rPr>
-                <w:rFonts w:ascii="Montserrat" w:eastAsia="Times New Roman" w:hAnsi="Montserrat" w:cs="Calibri"/>
-                <w:color w:val="000000"/>
-                <w:kern w:val="0"/>
-                <w:sz w:val="16"/>
-                <w:szCs w:val="16"/>
-                <w14:ligatures w14:val="none"/>
-              </w:rPr>
-            </w:pPr>
-          </w:p>
-        </w:tc>
-      </w:tr>
-      <w:tr>
-        <w:trPr>
-          <w:trHeight w:val="360"/>
-        </w:trPr>
-        <w:tc>
-          <w:tcPr>
-            <w:tcW w:w="4420" w:type="dxa"/>
-            <w:tcBorders>
-              <w:top w:val="nil"/>
-              <w:left w:val="single" w:sz="4" w:space="0" w:color="auto"/>
-              <w:bottom w:val="single" w:sz="4" w:space="0" w:color="auto"/>
-              <w:right w:val="single" w:sz="4" w:space="0" w:color="auto"/>
-            </w:tcBorders>
-            <w:vAlign w:val="center"/>
-            <w:hideMark/>
-          </w:tcPr>
-          <w:p>
-            <w:pPr>
-              <w:spacing w:after="0" w:line="240" w:lineRule="auto"/>
-              <w:ind w:firstLineChars="100" w:firstLine="140"/>
-              <w:rPr>
-                <w:rFonts w:ascii="Montserrat" w:eastAsia="Times New Roman" w:hAnsi="Montserrat" w:cs="Calibri"/>
-                <w:color w:val="000000"/>
-                <w:kern w:val="0"/>
-                <w:sz w:val="14"/>
-                <w:szCs w:val="14"/>
-                <w14:ligatures w14:val="none"/>
-              </w:rPr>
-            </w:pPr>
-            <w:r>
-              <w:rPr>
-                <w:rFonts w:ascii="Montserrat" w:eastAsia="Times New Roman" w:hAnsi="Montserrat" w:cs="Calibri"/>
-                <w:color w:val="000000"/>
-                <w:kern w:val="0"/>
-                <w:sz w:val="14"/>
-                <w:szCs w:val="14"/>
-                <w14:ligatures w14:val="none"/>
-              </w:rPr>
-              <w:t>Kontrolle diagnostifikuese, duke përfshirë ato patologjike, rreze X, skane CT, skane MRI, skane PET</w:t>
-            </w:r>
-          </w:p>
-        </w:tc>
-        <w:tc>
-          <w:tcPr>
-            <w:tcW w:w="2325" w:type="dxa"/>
-            <w:vMerge/>
-            <w:tcBorders>
-              <w:top w:val="nil"/>
-              <w:left w:val="single" w:sz="4" w:space="0" w:color="auto"/>
-              <w:bottom w:val="single" w:sz="4" w:space="0" w:color="auto"/>
-              <w:right w:val="single" w:sz="4" w:space="0" w:color="auto"/>
-            </w:tcBorders>
-            <w:vAlign w:val="center"/>
-            <w:hideMark/>
-          </w:tcPr>
-          <w:p>
-            <w:pPr>
-              <w:spacing w:after="0" w:line="240" w:lineRule="auto"/>
-              <w:rPr>
-                <w:rFonts w:ascii="Montserrat" w:eastAsia="Times New Roman" w:hAnsi="Montserrat" w:cs="Calibri"/>
-                <w:color w:val="000000"/>
-                <w:kern w:val="0"/>
-                <w:sz w:val="16"/>
-                <w:szCs w:val="16"/>
-                <w14:ligatures w14:val="none"/>
-              </w:rPr>
-            </w:pPr>
-          </w:p>
-        </w:tc>
-      </w:tr>
-      <w:tr>
-        <w:trPr>
-          <w:trHeight w:val="360"/>
-        </w:trPr>
-        <w:tc>
-          <w:tcPr>
-            <w:tcW w:w="4420" w:type="dxa"/>
-            <w:tcBorders>
-              <w:top w:val="nil"/>
-              <w:left w:val="single" w:sz="4" w:space="0" w:color="auto"/>
-              <w:bottom w:val="single" w:sz="4" w:space="0" w:color="auto"/>
-              <w:right w:val="single" w:sz="4" w:space="0" w:color="auto"/>
-            </w:tcBorders>
-            <w:noWrap/>
-            <w:vAlign w:val="center"/>
-            <w:hideMark/>
-          </w:tcPr>
-          <w:p>
-            <w:pPr>
-              <w:spacing w:after="0" w:line="240" w:lineRule="auto"/>
-              <w:ind w:firstLineChars="100" w:firstLine="160"/>
-              <w:rPr>
-                <w:rFonts w:ascii="Montserrat" w:eastAsia="Times New Roman" w:hAnsi="Montserrat" w:cs="Calibri"/>
-                <w:color w:val="000000"/>
-                <w:kern w:val="0"/>
-                <w:sz w:val="16"/>
-                <w:szCs w:val="16"/>
-                <w14:ligatures w14:val="none"/>
-              </w:rPr>
-            </w:pPr>
-            <w:r>
-              <w:rPr>
-                <w:rFonts w:ascii="Montserrat" w:eastAsia="Times New Roman" w:hAnsi="Montserrat" w:cs="Calibri"/>
-                <w:color w:val="000000"/>
-                <w:kern w:val="0"/>
-                <w:sz w:val="16"/>
-                <w:szCs w:val="16"/>
-                <w14:ligatures w14:val="none"/>
-              </w:rPr>
-              <w:t>Analizat laboratorike</w:t>
-            </w:r>
-          </w:p>
-        </w:tc>
-        <w:tc>
-          <w:tcPr>
-            <w:tcW w:w="2325" w:type="dxa"/>
-            <w:vMerge/>
-            <w:tcBorders>
-              <w:top w:val="nil"/>
-              <w:left w:val="single" w:sz="4" w:space="0" w:color="auto"/>
-              <w:bottom w:val="single" w:sz="4" w:space="0" w:color="auto"/>
-              <w:right w:val="single" w:sz="4" w:space="0" w:color="auto"/>
-            </w:tcBorders>
-            <w:vAlign w:val="center"/>
-            <w:hideMark/>
-          </w:tcPr>
-          <w:p>
-            <w:pPr>
-              <w:spacing w:after="0" w:line="240" w:lineRule="auto"/>
-              <w:rPr>
-                <w:rFonts w:ascii="Montserrat" w:eastAsia="Times New Roman" w:hAnsi="Montserrat" w:cs="Calibri"/>
-                <w:color w:val="000000"/>
-                <w:kern w:val="0"/>
-                <w:sz w:val="16"/>
-                <w:szCs w:val="16"/>
-                <w14:ligatures w14:val="none"/>
-              </w:rPr>
-            </w:pPr>
-          </w:p>
-        </w:tc>
-      </w:tr>
-      <w:tr>
-        <w:trPr>
-          <w:trHeight w:val="360"/>
-        </w:trPr>
-        <w:tc>
-          <w:tcPr>
-            <w:tcW w:w="4420" w:type="dxa"/>
-            <w:tcBorders>
-              <w:top w:val="nil"/>
-              <w:left w:val="single" w:sz="4" w:space="0" w:color="auto"/>
-              <w:bottom w:val="single" w:sz="4" w:space="0" w:color="auto"/>
-              <w:right w:val="single" w:sz="4" w:space="0" w:color="auto"/>
-            </w:tcBorders>
-            <w:noWrap/>
-            <w:vAlign w:val="center"/>
-            <w:hideMark/>
-          </w:tcPr>
-          <w:p>
-            <w:pPr>
-              <w:spacing w:after="0" w:line="240" w:lineRule="auto"/>
-              <w:ind w:firstLineChars="100" w:firstLine="160"/>
-              <w:rPr>
-                <w:rFonts w:ascii="Montserrat" w:eastAsia="Times New Roman" w:hAnsi="Montserrat" w:cs="Calibri"/>
-                <w:color w:val="000000"/>
-                <w:kern w:val="0"/>
-                <w:sz w:val="16"/>
-                <w:szCs w:val="16"/>
-                <w14:ligatures w14:val="none"/>
-              </w:rPr>
-            </w:pPr>
-            <w:r>
-              <w:rPr>
-                <w:rFonts w:ascii="Montserrat" w:eastAsia="Times New Roman" w:hAnsi="Montserrat" w:cs="Calibri"/>
-                <w:color w:val="000000"/>
-                <w:kern w:val="0"/>
-                <w:sz w:val="16"/>
-                <w:szCs w:val="16"/>
-                <w14:ligatures w14:val="none"/>
-              </w:rPr>
-              <w:t>Ilaçet e këshilluara nga mjeku</w:t>
-            </w:r>
-          </w:p>
-        </w:tc>
-        <w:tc>
-          <w:tcPr>
-            <w:tcW w:w="2325" w:type="dxa"/>
-            <w:vMerge/>
-            <w:tcBorders>
-              <w:top w:val="nil"/>
-              <w:left w:val="single" w:sz="4" w:space="0" w:color="auto"/>
-              <w:bottom w:val="single" w:sz="4" w:space="0" w:color="auto"/>
-              <w:right w:val="single" w:sz="4" w:space="0" w:color="auto"/>
-            </w:tcBorders>
-            <w:vAlign w:val="center"/>
-            <w:hideMark/>
-          </w:tcPr>
-          <w:p>
-            <w:pPr>
-              <w:spacing w:after="0" w:line="240" w:lineRule="auto"/>
-              <w:rPr>
-                <w:rFonts w:ascii="Montserrat" w:eastAsia="Times New Roman" w:hAnsi="Montserrat" w:cs="Calibri"/>
-                <w:color w:val="000000"/>
-                <w:kern w:val="0"/>
-                <w:sz w:val="16"/>
-                <w:szCs w:val="16"/>
-                <w14:ligatures w14:val="none"/>
-              </w:rPr>
-            </w:pPr>
-          </w:p>
-        </w:tc>
-      </w:tr>
-      <w:tr>
-        <w:trPr>
-          <w:trHeight w:val="402"/>
-        </w:trPr>
-        <w:tc>
-          <w:tcPr>
-            <w:tcW w:w="4420" w:type="dxa"/>
-            <w:tcBorders>
-              <w:top w:val="nil"/>
-              <w:left w:val="single" w:sz="4" w:space="0" w:color="auto"/>
-              <w:bottom w:val="single" w:sz="4" w:space="0" w:color="auto"/>
-              <w:right w:val="nil"/>
-            </w:tcBorders>
-            <w:shd w:val="clear" w:color="000000" w:fill="E3EBF8"/>
-            <w:noWrap/>
-            <w:vAlign w:val="center"/>
-            <w:hideMark/>
-          </w:tcPr>
-          <w:p>
-            <w:pPr>
-              <w:spacing w:after="0" w:line="240" w:lineRule="auto"/>
-              <w:ind w:firstLineChars="100" w:firstLine="161"/>
-              <w:rPr>
-                <w:rFonts w:ascii="Montserrat" w:eastAsia="Times New Roman" w:hAnsi="Montserrat" w:cs="Calibri"/>
-                <w:b/>
-                <w:bCs/>
-                <w:color w:val="007EC5"/>
-                <w:kern w:val="0"/>
-                <w:sz w:val="16"/>
-                <w:szCs w:val="16"/>
-                <w14:ligatures w14:val="none"/>
-              </w:rPr>
-            </w:pPr>
-            <w:r>
-              <w:rPr>
-                <w:rFonts w:ascii="Montserrat" w:eastAsia="Times New Roman" w:hAnsi="Montserrat" w:cs="Calibri"/>
-                <w:b/>
-                <w:bCs/>
-                <w:color w:val="007EC5"/>
-                <w:kern w:val="0"/>
-                <w:sz w:val="16"/>
-                <w:szCs w:val="16"/>
-                <w14:ligatures w14:val="none"/>
-              </w:rPr>
-              <w:t>Trajtime Mjekësore tjera</w:t>
-            </w:r>
-          </w:p>
-        </w:tc>
-        <w:tc>
-          <w:tcPr>
-            <w:tcW w:w="2325" w:type="dxa"/>
-            <w:tcBorders>
-              <w:top w:val="nil"/>
-              <w:left w:val="nil"/>
-              <w:bottom w:val="single" w:sz="4" w:space="0" w:color="auto"/>
-              <w:right w:val="single" w:sz="4" w:space="0" w:color="auto"/>
-            </w:tcBorders>
-            <w:shd w:val="clear" w:color="000000" w:fill="E3EBF8"/>
-            <w:noWrap/>
-            <w:vAlign w:val="center"/>
-            <w:hideMark/>
-          </w:tcPr>
-          <w:p>
-            <w:pPr>
-              <w:spacing w:after="0" w:line="240" w:lineRule="auto"/>
-              <w:rPr>
-                <w:rFonts w:ascii="Montserrat" w:eastAsia="Times New Roman" w:hAnsi="Montserrat" w:cs="Calibri"/>
-                <w:b/>
-                <w:bCs/>
-                <w:color w:val="007EC5"/>
-                <w:kern w:val="0"/>
-                <w:sz w:val="16"/>
-                <w:szCs w:val="16"/>
-                <w14:ligatures w14:val="none"/>
-              </w:rPr>
-            </w:pPr>
-            <w:r>
-              <w:rPr>
-                <w:rFonts w:ascii="Montserrat" w:eastAsia="Times New Roman" w:hAnsi="Montserrat" w:cs="Calibri"/>
-                <w:b/>
-                <w:bCs/>
-                <w:color w:val="007EC5"/>
-                <w:kern w:val="0"/>
-                <w:sz w:val="16"/>
-                <w:szCs w:val="16"/>
-                <w14:ligatures w14:val="none"/>
-              </w:rPr>
-              <w:t> </w:t>
-            </w:r>
-          </w:p>
-        </w:tc>
-      </w:tr>
-      <w:tr>
-        <w:trPr>
-          <w:trHeight w:val="360"/>
-        </w:trPr>
-        <w:tc>
-          <w:tcPr>
-            <w:tcW w:w="4420" w:type="dxa"/>
-            <w:tcBorders>
-              <w:top w:val="nil"/>
-              <w:left w:val="single" w:sz="4" w:space="0" w:color="auto"/>
-              <w:bottom w:val="single" w:sz="4" w:space="0" w:color="auto"/>
-              <w:right w:val="single" w:sz="4" w:space="0" w:color="auto"/>
-            </w:tcBorders>
-            <w:noWrap/>
-            <w:vAlign w:val="center"/>
-            <w:hideMark/>
-          </w:tcPr>
-          <w:p>
-            <w:pPr>
-              <w:spacing w:after="0" w:line="240" w:lineRule="auto"/>
-              <w:ind w:firstLineChars="100" w:firstLine="160"/>
-              <w:rPr>
-                <w:rFonts w:ascii="Montserrat" w:eastAsia="Times New Roman" w:hAnsi="Montserrat" w:cs="Calibri"/>
-                <w:color w:val="000000"/>
-                <w:kern w:val="0"/>
-                <w:sz w:val="16"/>
-                <w:szCs w:val="16"/>
-                <w14:ligatures w14:val="none"/>
-              </w:rPr>
-            </w:pPr>
-            <w:r>
-              <w:rPr>
-                <w:rFonts w:ascii="Montserrat" w:eastAsia="Times New Roman" w:hAnsi="Montserrat" w:cs="Calibri"/>
-                <w:color w:val="000000"/>
-                <w:kern w:val="0"/>
-                <w:sz w:val="16"/>
-                <w:szCs w:val="16"/>
-                <w14:ligatures w14:val="none"/>
-              </w:rPr>
-              <w:t>Kujdesi gjatë shtatzanisë dhe lindja</w:t>
-            </w:r>
-          </w:p>
-        </w:tc>
-        <w:tc>
-          <w:tcPr>
-            <w:tcW w:w="2325" w:type="dxa"/>
-            <w:tcBorders>
-              <w:top w:val="nil"/>
-              <w:left w:val="nil"/>
-              <w:bottom w:val="single" w:sz="4" w:space="0" w:color="auto"/>
-              <w:right w:val="single" w:sz="4" w:space="0" w:color="auto"/>
-            </w:tcBorders>
-            <w:noWrap/>
-            <w:vAlign w:val="center"/>
-            <w:hideMark/>
-          </w:tcPr>
-          <w:p>
-            <w:pPr>
-              <w:spacing w:after="0" w:line="240" w:lineRule="auto"/>
-              <w:jc w:val="center"/>
-              <w:rPr>
-                <w:rFonts w:ascii="Montserrat" w:eastAsia="Times New Roman" w:hAnsi="Montserrat" w:cs="Calibri"/>
-                <w:color w:val="000000"/>
-                <w:kern w:val="0"/>
-                <w:sz w:val="16"/>
-                <w:szCs w:val="16"/>
-                <w14:ligatures w14:val="none"/>
-              </w:rPr>
-            </w:pPr>
-            <w:r>
-              <w:rPr>
-                <w:rFonts w:ascii="Montserrat" w:eastAsia="Times New Roman" w:hAnsi="Montserrat" w:cs="Calibri"/>
-                <w:color w:val="000000"/>
-                <w:kern w:val="0"/>
-                <w:sz w:val="16"/>
-                <w:szCs w:val="16"/>
-                <w14:ligatures w14:val="none"/>
-              </w:rPr>
-              <w:t xml:space="preserve">80% deri në </w:t>
-            </w:r>
-            <w:r>
-              <w:rPr>
-                <w:rFonts w:ascii="Montserrat" w:eastAsia="Times New Roman" w:hAnsi="Montserrat" w:cs="Calibri"/>
-                <w:color w:val="000000"/>
-                <w:kern w:val="0"/>
-                <w:sz w:val="16"/>
-                <w:szCs w:val="16"/>
-                <w14:ligatures w14:val="none"/>
-              </w:rPr>
-              <w:t>€ 1,000</w:t>
-            </w:r>
-          </w:p>
-        </w:tc>
-      </w:tr>
-      <w:tr>
-        <w:trPr>
-          <w:trHeight w:val="360"/>
-        </w:trPr>
-        <w:tc>
-          <w:tcPr>
-            <w:tcW w:w="4420" w:type="dxa"/>
-            <w:tcBorders>
-              <w:top w:val="nil"/>
-              <w:left w:val="single" w:sz="4" w:space="0" w:color="auto"/>
-              <w:bottom w:val="single" w:sz="4" w:space="0" w:color="auto"/>
-              <w:right w:val="single" w:sz="4" w:space="0" w:color="auto"/>
-            </w:tcBorders>
-            <w:noWrap/>
-            <w:vAlign w:val="center"/>
-            <w:hideMark/>
-          </w:tcPr>
-          <w:p>
-            <w:pPr>
-              <w:spacing w:after="0" w:line="240" w:lineRule="auto"/>
-              <w:ind w:firstLineChars="100" w:firstLine="160"/>
-              <w:rPr>
-                <w:rFonts w:ascii="Montserrat" w:eastAsia="Times New Roman" w:hAnsi="Montserrat" w:cs="Calibri"/>
-                <w:color w:val="000000"/>
-                <w:kern w:val="0"/>
-                <w:sz w:val="16"/>
-                <w:szCs w:val="16"/>
-                <w14:ligatures w14:val="none"/>
-              </w:rPr>
-            </w:pPr>
-            <w:r>
-              <w:rPr>
-                <w:rFonts w:ascii="Montserrat" w:eastAsia="Times New Roman" w:hAnsi="Montserrat" w:cs="Calibri"/>
-                <w:color w:val="000000"/>
-                <w:kern w:val="0"/>
-                <w:sz w:val="16"/>
-                <w:szCs w:val="16"/>
-                <w14:ligatures w14:val="none"/>
-              </w:rPr>
-              <w:t>Kujdesi dentar</w:t>
-            </w:r>
-          </w:p>
-        </w:tc>
-        <w:tc>
-          <w:tcPr>
-            <w:tcW w:w="2325" w:type="dxa"/>
-            <w:tcBorders>
-              <w:top w:val="nil"/>
-              <w:left w:val="nil"/>
-              <w:bottom w:val="single" w:sz="4" w:space="0" w:color="auto"/>
-              <w:right w:val="single" w:sz="4" w:space="0" w:color="auto"/>
-            </w:tcBorders>
-            <w:noWrap/>
-            <w:vAlign w:val="center"/>
-            <w:hideMark/>
-          </w:tcPr>
-          <w:p>
-            <w:pPr>
-              <w:spacing w:after="0" w:line="240" w:lineRule="auto"/>
-              <w:jc w:val="center"/>
-              <w:rPr>
-                <w:rFonts w:ascii="Montserrat" w:eastAsia="Times New Roman" w:hAnsi="Montserrat" w:cs="Calibri"/>
-                <w:color w:val="000000"/>
-                <w:kern w:val="0"/>
-                <w:sz w:val="16"/>
-                <w:szCs w:val="16"/>
-                <w14:ligatures w14:val="none"/>
-              </w:rPr>
-            </w:pPr>
-            <w:r>
-              <w:rPr>
-                <w:rFonts w:ascii="Montserrat" w:eastAsia="Times New Roman" w:hAnsi="Montserrat" w:cs="Calibri"/>
-                <w:color w:val="000000"/>
-                <w:kern w:val="0"/>
-                <w:sz w:val="16"/>
-                <w:szCs w:val="16"/>
-                <w14:ligatures w14:val="none"/>
-              </w:rPr>
-              <w:t xml:space="preserve">80% deri në </w:t>
-            </w:r>
-            <w:r>
-              <w:rPr>
-                <w:rFonts w:ascii="Montserrat" w:eastAsia="Times New Roman" w:hAnsi="Montserrat" w:cs="Calibri"/>
-                <w:color w:val="000000"/>
-                <w:kern w:val="0"/>
-                <w:sz w:val="16"/>
-                <w:szCs w:val="16"/>
-                <w14:ligatures w14:val="none"/>
-              </w:rPr>
-              <w:t>€ 100</w:t>
-            </w:r>
-          </w:p>
-        </w:tc>
-      </w:tr>
-      <w:tr>
-        <w:trPr>
-          <w:trHeight w:val="360"/>
-        </w:trPr>
-        <w:tc>
-          <w:tcPr>
-            <w:tcW w:w="4420" w:type="dxa"/>
-            <w:tcBorders>
-              <w:top w:val="nil"/>
-              <w:left w:val="single" w:sz="4" w:space="0" w:color="auto"/>
-              <w:bottom w:val="single" w:sz="4" w:space="0" w:color="auto"/>
-              <w:right w:val="single" w:sz="4" w:space="0" w:color="auto"/>
-            </w:tcBorders>
-            <w:noWrap/>
-            <w:vAlign w:val="center"/>
-            <w:hideMark/>
-          </w:tcPr>
-          <w:p>
-            <w:pPr>
-              <w:spacing w:after="0" w:line="240" w:lineRule="auto"/>
-              <w:ind w:firstLineChars="100" w:firstLine="160"/>
-              <w:rPr>
-                <w:rFonts w:ascii="Montserrat" w:eastAsia="Times New Roman" w:hAnsi="Montserrat" w:cs="Calibri"/>
-                <w:color w:val="000000"/>
-                <w:kern w:val="0"/>
-                <w:sz w:val="16"/>
-                <w:szCs w:val="16"/>
-                <w14:ligatures w14:val="none"/>
-              </w:rPr>
-            </w:pPr>
-            <w:r>
-              <w:rPr>
-                <w:rFonts w:ascii="Montserrat" w:eastAsia="Times New Roman" w:hAnsi="Montserrat" w:cs="Calibri"/>
-                <w:color w:val="000000"/>
-                <w:kern w:val="0"/>
-                <w:sz w:val="16"/>
-                <w:szCs w:val="16"/>
-                <w14:ligatures w14:val="none"/>
-              </w:rPr>
-              <w:t>Kujdesi optik</w:t>
-            </w:r>
-          </w:p>
-        </w:tc>
-        <w:tc>
-          <w:tcPr>
-            <w:tcW w:w="2325" w:type="dxa"/>
-            <w:tcBorders>
-              <w:top w:val="nil"/>
-              <w:left w:val="nil"/>
-              <w:bottom w:val="single" w:sz="4" w:space="0" w:color="auto"/>
-              <w:right w:val="single" w:sz="4" w:space="0" w:color="auto"/>
-            </w:tcBorders>
-            <w:noWrap/>
-            <w:vAlign w:val="center"/>
-            <w:hideMark/>
-          </w:tcPr>
-          <w:p>
-            <w:pPr>
-              <w:spacing w:after="0" w:line="240" w:lineRule="auto"/>
-              <w:jc w:val="center"/>
-              <w:rPr>
-                <w:rFonts w:ascii="Montserrat" w:eastAsia="Times New Roman" w:hAnsi="Montserrat" w:cs="Calibri"/>
-                <w:color w:val="000000"/>
-                <w:kern w:val="0"/>
-                <w:sz w:val="16"/>
-                <w:szCs w:val="16"/>
-                <w14:ligatures w14:val="none"/>
-              </w:rPr>
-            </w:pPr>
-            <w:r>
-              <w:rPr>
-                <w:rFonts w:ascii="Montserrat" w:eastAsia="Times New Roman" w:hAnsi="Montserrat" w:cs="Calibri"/>
-                <w:color w:val="000000"/>
-                <w:kern w:val="0"/>
-                <w:sz w:val="16"/>
-                <w:szCs w:val="16"/>
-                <w14:ligatures w14:val="none"/>
-              </w:rPr>
-              <w:t xml:space="preserve">80% deri në </w:t>
-            </w:r>
-            <w:r>
-              <w:rPr>
-                <w:rFonts w:ascii="Montserrat" w:eastAsia="Times New Roman" w:hAnsi="Montserrat" w:cs="Calibri"/>
-                <w:color w:val="000000"/>
-                <w:kern w:val="0"/>
-                <w:sz w:val="16"/>
-                <w:szCs w:val="16"/>
-                <w14:ligatures w14:val="none"/>
-              </w:rPr>
-              <w:t>€ 70</w:t>
-            </w:r>
-          </w:p>
-        </w:tc>
-      </w:tr>
-      <w:tr>
-        <w:trPr>
-          <w:trHeight w:val="360"/>
-        </w:trPr>
-        <w:tc>
-          <w:tcPr>
-            <w:tcW w:w="4420" w:type="dxa"/>
-            <w:tcBorders>
-              <w:top w:val="nil"/>
-              <w:left w:val="single" w:sz="4" w:space="0" w:color="auto"/>
-              <w:bottom w:val="single" w:sz="4" w:space="0" w:color="auto"/>
-              <w:right w:val="single" w:sz="4" w:space="0" w:color="auto"/>
-            </w:tcBorders>
-            <w:noWrap/>
-            <w:vAlign w:val="center"/>
-            <w:hideMark/>
-          </w:tcPr>
-          <w:p>
-            <w:pPr>
-              <w:spacing w:after="0" w:line="240" w:lineRule="auto"/>
-              <w:ind w:firstLineChars="100" w:firstLine="160"/>
-              <w:rPr>
-                <w:rFonts w:ascii="Montserrat" w:eastAsia="Times New Roman" w:hAnsi="Montserrat" w:cs="Calibri"/>
-                <w:color w:val="000000"/>
-                <w:kern w:val="0"/>
-                <w:sz w:val="16"/>
-                <w:szCs w:val="16"/>
-                <w14:ligatures w14:val="none"/>
-              </w:rPr>
-            </w:pPr>
-            <w:r>
-              <w:rPr>
-                <w:rFonts w:ascii="Montserrat" w:eastAsia="Times New Roman" w:hAnsi="Montserrat" w:cs="Calibri"/>
-                <w:color w:val="000000"/>
-                <w:kern w:val="0"/>
-                <w:sz w:val="16"/>
-                <w:szCs w:val="16"/>
-                <w14:ligatures w14:val="none"/>
-              </w:rPr>
-              <w:t>Kujdesi për dëgjim</w:t>
-            </w:r>
-          </w:p>
-        </w:tc>
-        <w:tc>
-          <w:tcPr>
-            <w:tcW w:w="2325" w:type="dxa"/>
-            <w:tcBorders>
-              <w:top w:val="nil"/>
-              <w:left w:val="nil"/>
-              <w:bottom w:val="single" w:sz="4" w:space="0" w:color="auto"/>
-              <w:right w:val="single" w:sz="4" w:space="0" w:color="auto"/>
-            </w:tcBorders>
-            <w:noWrap/>
-            <w:vAlign w:val="center"/>
-            <w:hideMark/>
-          </w:tcPr>
-          <w:p>
-            <w:pPr>
-              <w:spacing w:after="0" w:line="240" w:lineRule="auto"/>
-              <w:jc w:val="center"/>
-              <w:rPr>
-                <w:rFonts w:ascii="Montserrat" w:eastAsia="Times New Roman" w:hAnsi="Montserrat" w:cs="Calibri"/>
-                <w:color w:val="000000"/>
-                <w:kern w:val="0"/>
-                <w:sz w:val="16"/>
-                <w:szCs w:val="16"/>
-                <w14:ligatures w14:val="none"/>
-              </w:rPr>
-            </w:pPr>
-            <w:r>
-              <w:rPr>
-                <w:rFonts w:ascii="Montserrat" w:eastAsia="Times New Roman" w:hAnsi="Montserrat" w:cs="Calibri"/>
-                <w:color w:val="000000"/>
-                <w:kern w:val="0"/>
-                <w:sz w:val="16"/>
-                <w:szCs w:val="16"/>
-                <w14:ligatures w14:val="none"/>
-              </w:rPr>
-              <w:t>80% deri në € 100</w:t>
-            </w:r>
-          </w:p>
-        </w:tc>
-      </w:tr>
-      <w:tr>
-        <w:trPr>
-          <w:trHeight w:val="360"/>
-        </w:trPr>
-        <w:tc>
-          <w:tcPr>
-            <w:tcW w:w="4420" w:type="dxa"/>
-            <w:tcBorders>
-              <w:top w:val="nil"/>
-              <w:left w:val="single" w:sz="4" w:space="0" w:color="auto"/>
-              <w:bottom w:val="single" w:sz="4" w:space="0" w:color="auto"/>
-              <w:right w:val="single" w:sz="4" w:space="0" w:color="auto"/>
-            </w:tcBorders>
-            <w:noWrap/>
-            <w:vAlign w:val="center"/>
-            <w:hideMark/>
-          </w:tcPr>
-          <w:p>
-            <w:pPr>
-              <w:spacing w:after="0" w:line="240" w:lineRule="auto"/>
-              <w:ind w:firstLineChars="100" w:firstLine="160"/>
-              <w:rPr>
-                <w:rFonts w:ascii="Montserrat" w:eastAsia="Times New Roman" w:hAnsi="Montserrat" w:cs="Calibri"/>
-                <w:color w:val="000000"/>
-                <w:kern w:val="0"/>
-                <w:sz w:val="16"/>
-                <w:szCs w:val="16"/>
-                <w14:ligatures w14:val="none"/>
-              </w:rPr>
-            </w:pPr>
-            <w:r>
-              <w:rPr>
-                <w:rFonts w:ascii="Montserrat" w:eastAsia="Times New Roman" w:hAnsi="Montserrat" w:cs="Calibri"/>
-                <w:color w:val="000000"/>
-                <w:kern w:val="0"/>
-                <w:sz w:val="16"/>
-                <w:szCs w:val="16"/>
-                <w14:ligatures w14:val="none"/>
-              </w:rPr>
-              <w:t>Kujdesi psikiatrik</w:t>
-            </w:r>
-          </w:p>
-        </w:tc>
-        <w:tc>
-          <w:tcPr>
-            <w:tcW w:w="2325" w:type="dxa"/>
-            <w:tcBorders>
-              <w:top w:val="nil"/>
-              <w:left w:val="nil"/>
-              <w:bottom w:val="single" w:sz="4" w:space="0" w:color="auto"/>
-              <w:right w:val="single" w:sz="4" w:space="0" w:color="auto"/>
-            </w:tcBorders>
-            <w:noWrap/>
-            <w:vAlign w:val="center"/>
-            <w:hideMark/>
-          </w:tcPr>
-          <w:p>
-            <w:pPr>
-              <w:spacing w:after="0" w:line="240" w:lineRule="auto"/>
-              <w:jc w:val="center"/>
-              <w:rPr>
-                <w:rFonts w:ascii="Montserrat" w:eastAsia="Times New Roman" w:hAnsi="Montserrat" w:cs="Calibri"/>
-                <w:color w:val="000000"/>
-                <w:kern w:val="0"/>
-                <w:sz w:val="16"/>
-                <w:szCs w:val="16"/>
-                <w14:ligatures w14:val="none"/>
-              </w:rPr>
-            </w:pPr>
-            <w:r>
-              <w:rPr>
-                <w:rFonts w:ascii="Montserrat" w:eastAsia="Times New Roman" w:hAnsi="Montserrat" w:cs="Calibri"/>
-                <w:color w:val="000000"/>
-                <w:kern w:val="0"/>
-                <w:sz w:val="16"/>
-                <w:szCs w:val="16"/>
-                <w14:ligatures w14:val="none"/>
-              </w:rPr>
-              <w:t>80% deri në € 100</w:t>
-            </w:r>
-          </w:p>
-        </w:tc>
-      </w:tr>
-      <w:tr>
-        <w:trPr>
-          <w:trHeight w:val="360"/>
-        </w:trPr>
-        <w:tc>
-          <w:tcPr>
-            <w:tcW w:w="4420" w:type="dxa"/>
-            <w:tcBorders>
-              <w:top w:val="nil"/>
-              <w:left w:val="single" w:sz="4" w:space="0" w:color="auto"/>
-              <w:bottom w:val="single" w:sz="4" w:space="0" w:color="auto"/>
-              <w:right w:val="single" w:sz="4" w:space="0" w:color="auto"/>
-            </w:tcBorders>
-            <w:noWrap/>
-            <w:vAlign w:val="center"/>
-            <w:hideMark/>
-          </w:tcPr>
-          <w:p>
-            <w:pPr>
-              <w:spacing w:after="0" w:line="240" w:lineRule="auto"/>
-              <w:ind w:firstLineChars="100" w:firstLine="160"/>
-              <w:rPr>
-                <w:rFonts w:ascii="Montserrat" w:eastAsia="Times New Roman" w:hAnsi="Montserrat" w:cs="Calibri"/>
-                <w:color w:val="000000"/>
-                <w:kern w:val="0"/>
-                <w:sz w:val="16"/>
-                <w:szCs w:val="16"/>
-                <w14:ligatures w14:val="none"/>
-              </w:rPr>
-            </w:pPr>
-            <w:r>
-              <w:rPr>
-                <w:rFonts w:ascii="Montserrat" w:eastAsia="Times New Roman" w:hAnsi="Montserrat" w:cs="Calibri"/>
-                <w:color w:val="000000"/>
-                <w:kern w:val="0"/>
-                <w:sz w:val="16"/>
-                <w:szCs w:val="16"/>
-                <w14:ligatures w14:val="none"/>
-              </w:rPr>
-              <w:t>Fizioterapia</w:t>
-            </w:r>
-          </w:p>
-        </w:tc>
-        <w:tc>
-          <w:tcPr>
-            <w:tcW w:w="2325" w:type="dxa"/>
-            <w:tcBorders>
-              <w:top w:val="nil"/>
-              <w:left w:val="nil"/>
-              <w:bottom w:val="single" w:sz="4" w:space="0" w:color="auto"/>
-              <w:right w:val="single" w:sz="4" w:space="0" w:color="auto"/>
-            </w:tcBorders>
-            <w:noWrap/>
-            <w:vAlign w:val="center"/>
-            <w:hideMark/>
-          </w:tcPr>
-          <w:p>
-            <w:pPr>
-              <w:spacing w:after="0" w:line="240" w:lineRule="auto"/>
-              <w:jc w:val="center"/>
-              <w:rPr>
-                <w:rFonts w:ascii="Montserrat" w:eastAsia="Times New Roman" w:hAnsi="Montserrat" w:cs="Calibri"/>
-                <w:color w:val="000000"/>
-                <w:kern w:val="0"/>
-                <w:sz w:val="16"/>
-                <w:szCs w:val="16"/>
-                <w14:ligatures w14:val="none"/>
-              </w:rPr>
-            </w:pPr>
-            <w:r>
-              <w:rPr>
-                <w:rFonts w:ascii="Montserrat" w:eastAsia="Times New Roman" w:hAnsi="Montserrat" w:cs="Calibri"/>
-                <w:color w:val="000000"/>
-                <w:kern w:val="0"/>
-                <w:sz w:val="16"/>
-                <w:szCs w:val="16"/>
-                <w14:ligatures w14:val="none"/>
-              </w:rPr>
-              <w:t xml:space="preserve">80% deri në </w:t>
-            </w:r>
-            <w:r>
-              <w:rPr>
-                <w:rFonts w:ascii="Montserrat" w:eastAsia="Times New Roman" w:hAnsi="Montserrat" w:cs="Calibri"/>
-                <w:color w:val="000000"/>
-                <w:kern w:val="0"/>
-                <w:sz w:val="16"/>
-                <w:szCs w:val="16"/>
-                <w14:ligatures w14:val="none"/>
-              </w:rPr>
-              <w:t>€ 70</w:t>
-            </w:r>
-          </w:p>
-        </w:tc>
-      </w:tr>
-      <w:tr>
-        <w:trPr>
-          <w:trHeight w:val="360"/>
-        </w:trPr>
-        <w:tc>
-          <w:tcPr>
-            <w:tcW w:w="4420" w:type="dxa"/>
-            <w:tcBorders>
-              <w:top w:val="nil"/>
-              <w:left w:val="single" w:sz="4" w:space="0" w:color="auto"/>
-              <w:bottom w:val="single" w:sz="4" w:space="0" w:color="auto"/>
-              <w:right w:val="single" w:sz="4" w:space="0" w:color="auto"/>
-            </w:tcBorders>
-            <w:noWrap/>
-            <w:vAlign w:val="center"/>
-            <w:hideMark/>
-          </w:tcPr>
-          <w:p>
-            <w:pPr>
-              <w:spacing w:after="0" w:line="240" w:lineRule="auto"/>
-              <w:ind w:firstLineChars="100" w:firstLine="160"/>
-              <w:rPr>
-                <w:rFonts w:ascii="Montserrat" w:eastAsia="Times New Roman" w:hAnsi="Montserrat" w:cs="Calibri"/>
-                <w:color w:val="000000"/>
-                <w:kern w:val="0"/>
-                <w:sz w:val="16"/>
-                <w:szCs w:val="16"/>
-                <w14:ligatures w14:val="none"/>
-              </w:rPr>
-            </w:pPr>
-            <w:r>
-              <w:rPr>
-                <w:rFonts w:ascii="Montserrat" w:eastAsia="Times New Roman" w:hAnsi="Montserrat" w:cs="Calibri"/>
-                <w:color w:val="000000"/>
-                <w:kern w:val="0"/>
-                <w:sz w:val="16"/>
-                <w:szCs w:val="16"/>
-                <w14:ligatures w14:val="none"/>
-              </w:rPr>
-              <w:t>Autoambulanca brenda dhe jashtë Kosovës</w:t>
-            </w:r>
-          </w:p>
-        </w:tc>
-        <w:tc>
-          <w:tcPr>
-            <w:tcW w:w="2325" w:type="dxa"/>
-            <w:tcBorders>
-              <w:top w:val="nil"/>
-              <w:left w:val="nil"/>
-              <w:bottom w:val="single" w:sz="4" w:space="0" w:color="auto"/>
-              <w:right w:val="single" w:sz="4" w:space="0" w:color="auto"/>
-            </w:tcBorders>
-            <w:noWrap/>
-            <w:vAlign w:val="center"/>
-            <w:hideMark/>
-          </w:tcPr>
-          <w:p>
-            <w:pPr>
-              <w:spacing w:after="0" w:line="240" w:lineRule="auto"/>
-              <w:jc w:val="center"/>
-              <w:rPr>
-                <w:rFonts w:ascii="Montserrat" w:eastAsia="Times New Roman" w:hAnsi="Montserrat" w:cs="Calibri"/>
-                <w:color w:val="000000"/>
-                <w:kern w:val="0"/>
-                <w:sz w:val="16"/>
-                <w:szCs w:val="16"/>
-                <w14:ligatures w14:val="none"/>
-              </w:rPr>
-            </w:pPr>
-            <w:r>
-              <w:rPr>
-                <w:rFonts w:ascii="Montserrat" w:eastAsia="Times New Roman" w:hAnsi="Montserrat" w:cs="Calibri"/>
-                <w:color w:val="000000"/>
-                <w:kern w:val="0"/>
-                <w:sz w:val="16"/>
-                <w:szCs w:val="16"/>
-                <w14:ligatures w14:val="none"/>
-              </w:rPr>
-              <w:t>100% deri në € 150</w:t>
-            </w:r>
-          </w:p>
-        </w:tc>
-      </w:tr>
-      <w:tr>
-        <w:trPr>
-          <w:trHeight w:val="360"/>
-        </w:trPr>
-        <w:tc>
-          <w:tcPr>
-            <w:tcW w:w="4420" w:type="dxa"/>
-            <w:tcBorders>
-              <w:top w:val="nil"/>
-              <w:left w:val="single" w:sz="4" w:space="0" w:color="auto"/>
-              <w:bottom w:val="single" w:sz="4" w:space="0" w:color="auto"/>
-              <w:right w:val="single" w:sz="4" w:space="0" w:color="auto"/>
-            </w:tcBorders>
-            <w:noWrap/>
-            <w:vAlign w:val="center"/>
-            <w:hideMark/>
-          </w:tcPr>
-          <w:p>
-            <w:pPr>
-              <w:spacing w:after="0" w:line="240" w:lineRule="auto"/>
-              <w:ind w:firstLineChars="100" w:firstLine="160"/>
-              <w:rPr>
-                <w:rFonts w:ascii="Montserrat" w:eastAsia="Times New Roman" w:hAnsi="Montserrat" w:cs="Calibri"/>
-                <w:color w:val="000000"/>
-                <w:kern w:val="0"/>
-                <w:sz w:val="16"/>
-                <w:szCs w:val="16"/>
-                <w14:ligatures w14:val="none"/>
-              </w:rPr>
-            </w:pPr>
-            <w:r>
-              <w:rPr>
-                <w:rFonts w:ascii="Montserrat" w:eastAsia="Times New Roman" w:hAnsi="Montserrat" w:cs="Calibri"/>
-                <w:color w:val="000000"/>
-                <w:kern w:val="0"/>
-                <w:sz w:val="16"/>
-                <w:szCs w:val="16"/>
-                <w14:ligatures w14:val="none"/>
-              </w:rPr>
-              <w:t>Shpenzimet e mjekimit si pasojë e aksidentit</w:t>
-            </w:r>
-          </w:p>
-        </w:tc>
-        <w:tc>
-          <w:tcPr>
-            <w:tcW w:w="2325" w:type="dxa"/>
-            <w:tcBorders>
-              <w:top w:val="nil"/>
-              <w:left w:val="nil"/>
-              <w:bottom w:val="single" w:sz="4" w:space="0" w:color="auto"/>
-              <w:right w:val="single" w:sz="4" w:space="0" w:color="auto"/>
-            </w:tcBorders>
-            <w:noWrap/>
-            <w:vAlign w:val="center"/>
-            <w:hideMark/>
-          </w:tcPr>
-          <w:p>
-            <w:pPr>
-              <w:spacing w:after="0" w:line="240" w:lineRule="auto"/>
-              <w:jc w:val="center"/>
-              <w:rPr>
-                <w:rFonts w:ascii="Montserrat" w:eastAsia="Times New Roman" w:hAnsi="Montserrat" w:cs="Calibri"/>
-                <w:color w:val="000000"/>
-                <w:kern w:val="0"/>
-                <w:sz w:val="16"/>
-                <w:szCs w:val="16"/>
-                <w14:ligatures w14:val="none"/>
-              </w:rPr>
-            </w:pPr>
-            <w:r>
-              <w:rPr>
-                <w:rFonts w:ascii="Montserrat" w:eastAsia="Times New Roman" w:hAnsi="Montserrat" w:cs="Calibri"/>
-                <w:color w:val="000000"/>
-                <w:kern w:val="0"/>
-                <w:sz w:val="16"/>
-                <w:szCs w:val="16"/>
-                <w14:ligatures w14:val="none"/>
-              </w:rPr>
-              <w:t>100% deri në € 15.000</w:t>
-            </w:r>
-          </w:p>
-        </w:tc>
-      </w:tr>
-      <w:tr>
-        <w:trPr>
-          <w:trHeight w:val="360"/>
-        </w:trPr>
-        <w:tc>
-          <w:tcPr>
-            <w:tcW w:w="4420" w:type="dxa"/>
-            <w:tcBorders>
-              <w:top w:val="nil"/>
-              <w:left w:val="single" w:sz="4" w:space="0" w:color="auto"/>
-              <w:bottom w:val="single" w:sz="4" w:space="0" w:color="auto"/>
-              <w:right w:val="single" w:sz="4" w:space="0" w:color="auto"/>
-            </w:tcBorders>
-            <w:noWrap/>
-            <w:vAlign w:val="center"/>
-            <w:hideMark/>
-          </w:tcPr>
-          <w:p>
-            <w:pPr>
-              <w:spacing w:after="0" w:line="240" w:lineRule="auto"/>
-              <w:ind w:firstLineChars="100" w:firstLine="160"/>
-              <w:rPr>
-                <w:rFonts w:ascii="Montserrat" w:eastAsia="Times New Roman" w:hAnsi="Montserrat" w:cs="Calibri"/>
-                <w:color w:val="000000"/>
-                <w:kern w:val="0"/>
-                <w:sz w:val="16"/>
-                <w:szCs w:val="16"/>
-                <w14:ligatures w14:val="none"/>
-              </w:rPr>
-            </w:pPr>
-            <w:r>
-              <w:rPr>
-                <w:rFonts w:ascii="Montserrat" w:eastAsia="Times New Roman" w:hAnsi="Montserrat" w:cs="Calibri"/>
-                <w:color w:val="000000"/>
-                <w:kern w:val="0"/>
-                <w:sz w:val="16"/>
-                <w:szCs w:val="16"/>
-                <w14:ligatures w14:val="none"/>
-              </w:rPr>
-              <w:t>Trajtimet onkologjike</w:t>
-            </w:r>
-          </w:p>
-        </w:tc>
-        <w:tc>
-          <w:tcPr>
-            <w:tcW w:w="2325" w:type="dxa"/>
-            <w:tcBorders>
-              <w:top w:val="nil"/>
-              <w:left w:val="nil"/>
-              <w:bottom w:val="single" w:sz="4" w:space="0" w:color="auto"/>
-              <w:right w:val="single" w:sz="4" w:space="0" w:color="auto"/>
-            </w:tcBorders>
-            <w:noWrap/>
-            <w:vAlign w:val="center"/>
-            <w:hideMark/>
-          </w:tcPr>
-          <w:p>
-            <w:pPr>
-              <w:spacing w:after="0" w:line="240" w:lineRule="auto"/>
-              <w:jc w:val="center"/>
-              <w:rPr>
-                <w:rFonts w:ascii="Montserrat" w:eastAsia="Times New Roman" w:hAnsi="Montserrat" w:cs="Calibri"/>
-                <w:color w:val="000000"/>
-                <w:kern w:val="0"/>
-                <w:sz w:val="16"/>
-                <w:szCs w:val="16"/>
-                <w14:ligatures w14:val="none"/>
-              </w:rPr>
-            </w:pPr>
-            <w:r>
-              <w:rPr>
-                <w:rFonts w:ascii="Montserrat" w:eastAsia="Times New Roman" w:hAnsi="Montserrat" w:cs="Calibri"/>
-                <w:color w:val="000000"/>
-                <w:kern w:val="0"/>
-                <w:sz w:val="16"/>
-                <w:szCs w:val="16"/>
-                <w14:ligatures w14:val="none"/>
-              </w:rPr>
-              <w:t>100% deri në € 15.000</w:t>
-            </w:r>
-          </w:p>
-        </w:tc>
-      </w:tr>
-      <w:tr>
-        <w:trPr>
-          <w:trHeight w:val="402"/>
-        </w:trPr>
-        <w:tc>
-          <w:tcPr>
-            <w:tcW w:w="4420" w:type="dxa"/>
-            <w:tcBorders>
-              <w:top w:val="nil"/>
-              <w:left w:val="single" w:sz="4" w:space="0" w:color="auto"/>
-              <w:bottom w:val="single" w:sz="4" w:space="0" w:color="auto"/>
-              <w:right w:val="single" w:sz="4" w:space="0" w:color="auto"/>
-            </w:tcBorders>
-            <w:shd w:val="clear" w:color="000000" w:fill="E3EBF8"/>
-            <w:noWrap/>
-            <w:vAlign w:val="center"/>
-            <w:hideMark/>
-          </w:tcPr>
-          <w:p>
-            <w:pPr>
-              <w:spacing w:after="0" w:line="240" w:lineRule="auto"/>
-              <w:ind w:firstLineChars="100" w:firstLine="161"/>
-              <w:rPr>
-                <w:rFonts w:ascii="Montserrat" w:eastAsia="Times New Roman" w:hAnsi="Montserrat" w:cs="Calibri"/>
-                <w:b/>
-                <w:bCs/>
-                <w:color w:val="007EC5"/>
-                <w:kern w:val="0"/>
-                <w:sz w:val="16"/>
-                <w:szCs w:val="16"/>
-                <w14:ligatures w14:val="none"/>
-              </w:rPr>
-            </w:pPr>
-            <w:r>
-              <w:rPr>
-                <w:rFonts w:ascii="Montserrat" w:eastAsia="Times New Roman" w:hAnsi="Montserrat" w:cs="Calibri"/>
-                <w:b/>
-                <w:bCs/>
-                <w:color w:val="007EC5"/>
-                <w:kern w:val="0"/>
-                <w:sz w:val="16"/>
-                <w:szCs w:val="16"/>
-                <w14:ligatures w14:val="none"/>
-              </w:rPr>
-              <w:t xml:space="preserve">Primet mujore </w:t>
-            </w:r>
-          </w:p>
-        </w:tc>
-        <w:tc>
-          <w:tcPr>
-            <w:tcW w:w="2325" w:type="dxa"/>
-            <w:tcBorders>
-              <w:top w:val="nil"/>
-              <w:left w:val="nil"/>
-              <w:bottom w:val="single" w:sz="4" w:space="0" w:color="auto"/>
-              <w:right w:val="single" w:sz="4" w:space="0" w:color="auto"/>
-            </w:tcBorders>
-            <w:shd w:val="clear" w:color="000000" w:fill="E3EBF8"/>
-            <w:noWrap/>
-            <w:vAlign w:val="center"/>
-            <w:hideMark/>
-          </w:tcPr>
-          <w:p>
-            <w:pPr>
-              <w:spacing w:after="0" w:line="240" w:lineRule="auto"/>
-              <w:jc w:val="center"/>
-              <w:rPr>
-                <w:rFonts w:ascii="Montserrat" w:eastAsia="Times New Roman" w:hAnsi="Montserrat" w:cs="Calibri"/>
-                <w:b/>
-                <w:bCs/>
-                <w:color w:val="007EC5"/>
-                <w:kern w:val="0"/>
-                <w:sz w:val="16"/>
-                <w:szCs w:val="16"/>
-                <w14:ligatures w14:val="none"/>
-              </w:rPr>
-            </w:pPr>
-            <w:r>
-              <w:rPr>
-                <w:rFonts w:ascii="Montserrat" w:eastAsia="Times New Roman" w:hAnsi="Montserrat" w:cs="Calibri"/>
-                <w:b/>
-                <w:bCs/>
-                <w:color w:val="007EC5"/>
-                <w:kern w:val="0"/>
-                <w:sz w:val="16"/>
-                <w:szCs w:val="16"/>
-                <w14:ligatures w14:val="none"/>
-              </w:rPr>
-              <w:t>Standard Plus</w:t>
-            </w:r>
-          </w:p>
-        </w:tc>
-      </w:tr>
-      <w:tr>
-        <w:trPr>
-          <w:trHeight w:val="360"/>
-        </w:trPr>
-        <w:tc>
-          <w:tcPr>
-            <w:tcW w:w="4420" w:type="dxa"/>
-            <w:tcBorders>
-              <w:top w:val="nil"/>
-              <w:left w:val="single" w:sz="4" w:space="0" w:color="auto"/>
-              <w:bottom w:val="single" w:sz="4" w:space="0" w:color="auto"/>
-              <w:right w:val="single" w:sz="4" w:space="0" w:color="auto"/>
-            </w:tcBorders>
-            <w:noWrap/>
-            <w:vAlign w:val="center"/>
-            <w:hideMark/>
-          </w:tcPr>
-          <w:p>
-            <w:pPr>
-              <w:spacing w:after="0" w:line="240" w:lineRule="auto"/>
-              <w:ind w:firstLineChars="100" w:firstLine="160"/>
-              <w:rPr>
-                <w:rFonts w:ascii="Montserrat" w:eastAsia="Times New Roman" w:hAnsi="Montserrat" w:cs="Calibri"/>
-                <w:color w:val="000000"/>
-                <w:kern w:val="0"/>
-                <w:sz w:val="16"/>
-                <w:szCs w:val="16"/>
-                <w14:ligatures w14:val="none"/>
-              </w:rPr>
-            </w:pPr>
-            <w:r>
-              <w:rPr>
-                <w:rFonts w:ascii="Montserrat" w:eastAsia="Times New Roman" w:hAnsi="Montserrat" w:cs="Calibri"/>
-                <w:color w:val="000000"/>
-                <w:kern w:val="0"/>
-                <w:sz w:val="16"/>
-                <w:szCs w:val="16"/>
-                <w14:ligatures w14:val="none"/>
-              </w:rPr>
-              <w:t>Primi mujor për persona mbi 18 vjeq</w:t>
-            </w:r>
-          </w:p>
-        </w:tc>
-        <w:tc>
-          <w:tcPr>
-            <w:tcW w:w="2325" w:type="dxa"/>
-            <w:tcBorders>
-              <w:top w:val="nil"/>
-              <w:left w:val="nil"/>
-              <w:bottom w:val="single" w:sz="4" w:space="0" w:color="auto"/>
-              <w:right w:val="single" w:sz="4" w:space="0" w:color="auto"/>
-            </w:tcBorders>
-            <w:noWrap/>
-            <w:vAlign w:val="center"/>
-            <w:hideMark/>
-          </w:tcPr>
-          <w:p>
-            <w:pPr>
-              <w:spacing w:after="0" w:line="240" w:lineRule="auto"/>
-              <w:jc w:val="center"/>
-              <w:rPr>
-                <w:rFonts w:ascii="Montserrat" w:eastAsia="Times New Roman" w:hAnsi="Montserrat" w:cs="Calibri"/>
-                <w:color w:val="000000"/>
-                <w:kern w:val="0"/>
-                <w:sz w:val="16"/>
-                <w:szCs w:val="16"/>
-                <w14:ligatures w14:val="none"/>
-              </w:rPr>
-            </w:pPr>
-            <w:r>
-              <w:rPr>
-                <w:rFonts w:ascii="Montserrat" w:eastAsia="Times New Roman" w:hAnsi="Montserrat" w:cs="Calibri"/>
-                <w:color w:val="000000"/>
-                <w:kern w:val="0"/>
-                <w:sz w:val="16"/>
-                <w:szCs w:val="16"/>
-                <w14:ligatures w14:val="none"/>
-              </w:rPr>
-              <w:t>€ 30,00</w:t>
-            </w:r>
-          </w:p>
-        </w:tc>
-      </w:tr>
-      <w:tr>
-        <w:trPr>
-          <w:trHeight w:val="360"/>
-        </w:trPr>
-        <w:tc>
-          <w:tcPr>
-            <w:tcW w:w="4420" w:type="dxa"/>
-            <w:tcBorders>
-              <w:top w:val="nil"/>
-              <w:left w:val="single" w:sz="4" w:space="0" w:color="auto"/>
-              <w:bottom w:val="single" w:sz="4" w:space="0" w:color="auto"/>
-              <w:right w:val="single" w:sz="4" w:space="0" w:color="auto"/>
-            </w:tcBorders>
-            <w:noWrap/>
-            <w:vAlign w:val="center"/>
-            <w:hideMark/>
-          </w:tcPr>
-          <w:p>
-            <w:pPr>
-              <w:spacing w:after="0" w:line="240" w:lineRule="auto"/>
-              <w:ind w:firstLineChars="100" w:firstLine="160"/>
-              <w:rPr>
-                <w:rFonts w:ascii="Montserrat" w:eastAsia="Times New Roman" w:hAnsi="Montserrat" w:cs="Calibri"/>
-                <w:color w:val="000000"/>
-                <w:kern w:val="0"/>
-                <w:sz w:val="16"/>
-                <w:szCs w:val="16"/>
-                <w14:ligatures w14:val="none"/>
-              </w:rPr>
-            </w:pPr>
-            <w:r>
-              <w:rPr>
-                <w:rFonts w:ascii="Montserrat" w:eastAsia="Times New Roman" w:hAnsi="Montserrat" w:cs="Calibri"/>
-                <w:color w:val="000000"/>
-                <w:kern w:val="0"/>
-                <w:sz w:val="16"/>
+                <w:sz w:val="18"/>
                 <w:szCs w:val="16"/>
                 <w14:ligatures w14:val="none"/>
               </w:rPr>
@@ -2549,7 +2486,7 @@
         </w:tc>
         <w:tc>
           <w:tcPr>
-            <w:tcW w:w="2325" w:type="dxa"/>
+            <w:tcW w:w="6195" w:type="dxa"/>
             <w:tcBorders>
               <w:top w:val="nil"/>
               <w:left w:val="nil"/>
@@ -2568,7 +2505,7 @@
                 <w:rFonts w:ascii="Montserrat" w:eastAsia="Times New Roman" w:hAnsi="Montserrat" w:cs="Calibri"/>
                 <w:color w:val="000000"/>
                 <w:kern w:val="0"/>
-                <w:sz w:val="16"/>
+                <w:sz w:val="18"/>
                 <w:szCs w:val="16"/>
                 <w14:ligatures w14:val="none"/>
               </w:rPr>
@@ -2578,7 +2515,7 @@
                 <w:rFonts w:ascii="Montserrat" w:eastAsia="Times New Roman" w:hAnsi="Montserrat" w:cs="Calibri"/>
                 <w:color w:val="000000"/>
                 <w:kern w:val="0"/>
-                <w:sz w:val="16"/>
+                <w:sz w:val="18"/>
                 <w:szCs w:val="16"/>
                 <w14:ligatures w14:val="none"/>
               </w:rPr>
@@ -2589,7 +2526,18 @@
       </w:tr>
     </w:tbl>
     <w:bookmarkEnd w:id="0"/>
+    <w:bookmarkEnd w:id="1"/>
     <w:p>
+      <w:pPr>
+        <w:spacing w:after="0"/>
+        <w:rPr>
+          <w:rFonts w:ascii="Montserrat" w:eastAsia="Times New Roman" w:hAnsi="Montserrat" w:cs="Calibri"/>
+          <w:kern w:val="0"/>
+          <w:sz w:val="16"/>
+          <w:szCs w:val="16"/>
+          <w14:ligatures w14:val="none"/>
+        </w:rPr>
+      </w:pPr>
       <w:r>
         <w:rPr>
           <w:rFonts w:ascii="Montserrat" w:eastAsia="Times New Roman" w:hAnsi="Montserrat" w:cs="Calibri"/>
@@ -2598,7 +2546,37 @@
           <w:szCs w:val="16"/>
           <w14:ligatures w14:val="none"/>
         </w:rPr>
-        <w:t xml:space="preserve">*Nëse shërbimet në kuadër të shtrimit në spital merren në spital publik pa pagesë, I siguruari do të dëmshpërblehet 50% të shpenzimeve sikur shërbimet të ishin marrë në spital privat (Bazë/Standard/Standard Plus: deri në 500€). </w:t>
+        <w:t>*Nëse shërbimet në kuadër të shtrimit në spital merren në spital publik pa pagesë, I siguruari do të dëmshpërblehet 50%</w:t>
+      </w:r>
+      <w:r>
+        <w:rPr>
+          <w:rFonts w:ascii="Montserrat" w:eastAsia="Times New Roman" w:hAnsi="Montserrat" w:cs="Calibri"/>
+          <w:kern w:val="0"/>
+          <w:sz w:val="16"/>
+          <w:szCs w:val="16"/>
+          <w14:ligatures w14:val="none"/>
+        </w:rPr>
+        <w:t xml:space="preserve"> deri në 500€</w:t>
+      </w:r>
+      <w:r>
+        <w:rPr>
+          <w:rFonts w:ascii="Montserrat" w:eastAsia="Times New Roman" w:hAnsi="Montserrat" w:cs="Calibri"/>
+          <w:kern w:val="0"/>
+          <w:sz w:val="16"/>
+          <w:szCs w:val="16"/>
+          <w14:ligatures w14:val="none"/>
+        </w:rPr>
+        <w:t xml:space="preserve"> të shpenzimeve sikur shërbimet </w:t>
+      </w:r>
+      <w:r>
+        <w:rPr>
+          <w:rFonts w:ascii="Montserrat" w:eastAsia="Times New Roman" w:hAnsi="Montserrat" w:cs="Calibri"/>
+          <w:kern w:val="0"/>
+          <w:sz w:val="16"/>
+          <w:szCs w:val="16"/>
+          <w14:ligatures w14:val="none"/>
+        </w:rPr>
+        <w:t>të ishin marrë në spital privat.</w:t>
       </w:r>
       <w:r>
         <w:rPr>
@@ -2609,7 +2587,7 @@
           <w14:ligatures w14:val="none"/>
         </w:rPr>
         <w:br/>
-        <w:t xml:space="preserve">*Nëse shërbimet në kuadër të kujdesit gjatë shtatzanisë dhe lindja merren në spital publik pa pagesë, e siguruara do të dëmshpërblehet 300€ (Vetëm pakot: Standard Plus, Premium, Silver, dhe Gold). </w:t>
+        <w:t>*Nëse shërbimet në kuadër të kujdesit gjatë shtatzanisë dhe lindja merren në spital publik pa pagesë, e siguruara do të dëmshpërblehet 300€</w:t>
       </w:r>
       <w:r>
         <w:rPr>
@@ -2619,7 +2597,28 @@
           <w:szCs w:val="16"/>
           <w14:ligatures w14:val="none"/>
         </w:rPr>
-        <w:br/>
+        <w:t>.</w:t>
+      </w:r>
+    </w:p>
+    <w:p>
+      <w:pPr>
+        <w:spacing w:after="0"/>
+        <w:rPr>
+          <w:rFonts w:ascii="Montserrat" w:eastAsia="Times New Roman" w:hAnsi="Montserrat" w:cs="Calibri"/>
+          <w:kern w:val="0"/>
+          <w:sz w:val="16"/>
+          <w:szCs w:val="16"/>
+          <w14:ligatures w14:val="none"/>
+        </w:rPr>
+      </w:pPr>
+      <w:r>
+        <w:rPr>
+          <w:rFonts w:ascii="Montserrat" w:eastAsia="Times New Roman" w:hAnsi="Montserrat" w:cs="Calibri"/>
+          <w:kern w:val="0"/>
+          <w:sz w:val="16"/>
+          <w:szCs w:val="16"/>
+          <w14:ligatures w14:val="none"/>
+        </w:rPr>
         <w:t>*Kujdesi gjatë shtatzanisë dhe lindja ka periudhë pritëse 10 muaj, dhe mbulohet për ngjarje sipas specifikimeve në kushte të kontratës</w:t>
       </w:r>
     </w:p>
@@ -2637,13 +2636,10 @@
         </w:rPr>
         <w:br/>
       </w:r>
-      <w:bookmarkStart w:id="1" w:name="_Hlk212550671"/>
+      <w:bookmarkStart w:id="2" w:name="_Hlk212550671"/>
     </w:p>
-    <w:p>
-      <w:bookmarkStart w:id="2" w:name="_GoBack"/>
-      <w:bookmarkEnd w:id="1"/>
-      <w:bookmarkEnd w:id="2"/>
-    </w:p>
+    <w:bookmarkEnd w:id="2"/>
+    <w:p/>
     <w:sectPr>
       <w:headerReference w:type="default" r:id="rId7"/>
       <w:pgSz w:w="12240" w:h="15840"/>
